--- a/exams/ph2026b2/mock-1/RHCSA9_Mock_Exam_1_Key.docx
+++ b/exams/ph2026b2/mock-1/RHCSA9_Mock_Exam_1_Key.docx
@@ -102,9 +102,9 @@
         <w:tblLayout w:type="fixed"/>
       </w:tblPr>
       <w:tblGrid>
-        <w:gridCol w:w="993"/>
-        <w:gridCol w:w="883"/>
-        <w:gridCol w:w="7728"/>
+        <w:gridCol w:w="1067"/>
+        <w:gridCol w:w="1067"/>
+        <w:gridCol w:w="7470"/>
       </w:tblGrid>
       <w:tr>
         <w:trPr>
@@ -114,7 +114,7 @@
         <w:tc>
           <w:tcPr>
             <w:tcW w:type="dxa" w:w="3202"/>
-            <w:tcW w:w="993" w:type="dxa"/>
+            <w:tcW w:w="1067" w:type="dxa"/>
             <w:shd w:val="clear" w:color="auto" w:fill="F2F2F2"/>
           </w:tcPr>
           <w:p>
@@ -133,7 +133,7 @@
         <w:tc>
           <w:tcPr>
             <w:tcW w:type="dxa" w:w="3202"/>
-            <w:tcW w:w="883" w:type="dxa"/>
+            <w:tcW w:w="1067" w:type="dxa"/>
             <w:shd w:val="clear" w:color="auto" w:fill="F2F2F2"/>
           </w:tcPr>
           <w:p>
@@ -152,7 +152,7 @@
         <w:tc>
           <w:tcPr>
             <w:tcW w:type="dxa" w:w="3202"/>
-            <w:tcW w:w="7728" w:type="dxa"/>
+            <w:tcW w:w="7470" w:type="dxa"/>
             <w:shd w:val="clear" w:color="auto" w:fill="F2F2F2"/>
           </w:tcPr>
           <w:p>
@@ -176,7 +176,7 @@
         <w:tc>
           <w:tcPr>
             <w:tcW w:type="dxa" w:w="3202"/>
-            <w:tcW w:w="993" w:type="dxa"/>
+            <w:tcW w:w="1067" w:type="dxa"/>
           </w:tcPr>
           <w:p>
             <w:pPr>
@@ -194,7 +194,7 @@
         <w:tc>
           <w:tcPr>
             <w:tcW w:type="dxa" w:w="3202"/>
-            <w:tcW w:w="883" w:type="dxa"/>
+            <w:tcW w:w="1067" w:type="dxa"/>
           </w:tcPr>
           <w:p>
             <w:pPr>
@@ -212,7 +212,75 @@
         <w:tc>
           <w:tcPr>
             <w:tcW w:type="dxa" w:w="3202"/>
-            <w:tcW w:w="7728" w:type="dxa"/>
+            <w:tcW w:w="7470" w:type="dxa"/>
+          </w:tcPr>
+          <w:p>
+            <w:pPr>
+              <w:spacing w:before="0" w:after="0"/>
+            </w:pPr>
+            <w:r>
+              <w:rPr>
+                <w:rFonts w:ascii="Courier New" w:hAnsi="Courier New" w:eastAsia="Courier New"/>
+                <w:b w:val="0"/>
+                <w:color w:val="C2560B"/>
+                <w:sz w:val="17"/>
+              </w:rPr>
+              <w:t>nfs-utils</w:t>
+            </w:r>
+            <w:r>
+              <w:rPr>
+                <w:b w:val="0"/>
+                <w:sz w:val="19"/>
+              </w:rPr>
+              <w:t xml:space="preserve"> comes from node2's ISO repo</w:t>
+            </w:r>
+          </w:p>
+        </w:tc>
+      </w:tr>
+      <w:tr>
+        <w:trPr>
+          <w:cantSplit/>
+        </w:trPr>
+        <w:tc>
+          <w:tcPr>
+            <w:tcW w:type="dxa" w:w="3202"/>
+            <w:tcW w:w="1067" w:type="dxa"/>
+          </w:tcPr>
+          <w:p>
+            <w:pPr>
+              <w:spacing w:before="0" w:after="0"/>
+            </w:pPr>
+            <w:r>
+              <w:rPr>
+                <w:b w:val="0"/>
+                <w:sz w:val="19"/>
+              </w:rPr>
+              <w:t>7</w:t>
+            </w:r>
+          </w:p>
+        </w:tc>
+        <w:tc>
+          <w:tcPr>
+            <w:tcW w:type="dxa" w:w="3202"/>
+            <w:tcW w:w="1067" w:type="dxa"/>
+          </w:tcPr>
+          <w:p>
+            <w:pPr>
+              <w:spacing w:before="0" w:after="0"/>
+            </w:pPr>
+            <w:r>
+              <w:rPr>
+                <w:b w:val="0"/>
+                <w:sz w:val="19"/>
+              </w:rPr>
+              <w:t>6</w:t>
+            </w:r>
+          </w:p>
+        </w:tc>
+        <w:tc>
+          <w:tcPr>
+            <w:tcW w:type="dxa" w:w="3202"/>
+            <w:tcW w:w="7470" w:type="dxa"/>
           </w:tcPr>
           <w:p>
             <w:pPr>
@@ -235,7 +303,7 @@
         <w:tc>
           <w:tcPr>
             <w:tcW w:type="dxa" w:w="3202"/>
-            <w:tcW w:w="993" w:type="dxa"/>
+            <w:tcW w:w="1067" w:type="dxa"/>
           </w:tcPr>
           <w:p>
             <w:pPr>
@@ -246,14 +314,14 @@
                 <w:b w:val="0"/>
                 <w:sz w:val="19"/>
               </w:rPr>
-              <w:t>6, 7</w:t>
+              <w:t>8, 9</w:t>
             </w:r>
           </w:p>
         </w:tc>
         <w:tc>
           <w:tcPr>
             <w:tcW w:type="dxa" w:w="3202"/>
-            <w:tcW w:w="883" w:type="dxa"/>
+            <w:tcW w:w="1067" w:type="dxa"/>
           </w:tcPr>
           <w:p>
             <w:pPr>
@@ -264,14 +332,14 @@
                 <w:b w:val="0"/>
                 <w:sz w:val="19"/>
               </w:rPr>
-              <w:t>5</w:t>
+              <w:t>7</w:t>
             </w:r>
           </w:p>
         </w:tc>
         <w:tc>
           <w:tcPr>
             <w:tcW w:type="dxa" w:w="3202"/>
-            <w:tcW w:w="7728" w:type="dxa"/>
+            <w:tcW w:w="7470" w:type="dxa"/>
           </w:tcPr>
           <w:p>
             <w:pPr>
@@ -303,7 +371,7 @@
         <w:tc>
           <w:tcPr>
             <w:tcW w:type="dxa" w:w="3202"/>
-            <w:tcW w:w="993" w:type="dxa"/>
+            <w:tcW w:w="1067" w:type="dxa"/>
           </w:tcPr>
           <w:p>
             <w:pPr>
@@ -314,14 +382,14 @@
                 <w:b w:val="0"/>
                 <w:sz w:val="19"/>
               </w:rPr>
-              <w:t>9, 15, 18</w:t>
+              <w:t>11, 17, 20</w:t>
             </w:r>
           </w:p>
         </w:tc>
         <w:tc>
           <w:tcPr>
             <w:tcW w:type="dxa" w:w="3202"/>
-            <w:tcW w:w="883" w:type="dxa"/>
+            <w:tcW w:w="1067" w:type="dxa"/>
           </w:tcPr>
           <w:p>
             <w:pPr>
@@ -339,7 +407,7 @@
         <w:tc>
           <w:tcPr>
             <w:tcW w:type="dxa" w:w="3202"/>
-            <w:tcW w:w="7728" w:type="dxa"/>
+            <w:tcW w:w="7470" w:type="dxa"/>
           </w:tcPr>
           <w:p>
             <w:pPr>
@@ -350,7 +418,7 @@
                 <w:b w:val="0"/>
                 <w:sz w:val="19"/>
               </w:rPr>
-              <w:t>podman, httpd and autofs come from the ISO (podman and httpd need AppStream too)</w:t>
+              <w:t>podman, httpd and autofs come from node1's ISO (podman and httpd need AppStream too)</w:t>
             </w:r>
           </w:p>
         </w:tc>
@@ -362,7 +430,7 @@
         <w:tc>
           <w:tcPr>
             <w:tcW w:type="dxa" w:w="3202"/>
-            <w:tcW w:w="993" w:type="dxa"/>
+            <w:tcW w:w="1067" w:type="dxa"/>
           </w:tcPr>
           <w:p>
             <w:pPr>
@@ -373,14 +441,14 @@
                 <w:b w:val="0"/>
                 <w:sz w:val="19"/>
               </w:rPr>
-              <w:t>14</w:t>
+              <w:t>16</w:t>
             </w:r>
           </w:p>
         </w:tc>
         <w:tc>
           <w:tcPr>
             <w:tcW w:type="dxa" w:w="3202"/>
-            <w:tcW w:w="883" w:type="dxa"/>
+            <w:tcW w:w="1067" w:type="dxa"/>
           </w:tcPr>
           <w:p>
             <w:pPr>
@@ -391,14 +459,14 @@
                 <w:b w:val="0"/>
                 <w:sz w:val="19"/>
               </w:rPr>
-              <w:t>13</w:t>
+              <w:t>15</w:t>
             </w:r>
           </w:p>
         </w:tc>
         <w:tc>
           <w:tcPr>
             <w:tcW w:type="dxa" w:w="3202"/>
-            <w:tcW w:w="7728" w:type="dxa"/>
+            <w:tcW w:w="7470" w:type="dxa"/>
           </w:tcPr>
           <w:p>
             <w:pPr>
@@ -430,7 +498,7 @@
         <w:tc>
           <w:tcPr>
             <w:tcW w:type="dxa" w:w="3202"/>
-            <w:tcW w:w="993" w:type="dxa"/>
+            <w:tcW w:w="1067" w:type="dxa"/>
           </w:tcPr>
           <w:p>
             <w:pPr>
@@ -441,14 +509,14 @@
                 <w:b w:val="0"/>
                 <w:sz w:val="19"/>
               </w:rPr>
-              <w:t>17</w:t>
+              <w:t>19</w:t>
             </w:r>
           </w:p>
         </w:tc>
         <w:tc>
           <w:tcPr>
             <w:tcW w:type="dxa" w:w="3202"/>
-            <w:tcW w:w="883" w:type="dxa"/>
+            <w:tcW w:w="1067" w:type="dxa"/>
           </w:tcPr>
           <w:p>
             <w:pPr>
@@ -459,14 +527,14 @@
                 <w:b w:val="0"/>
                 <w:sz w:val="19"/>
               </w:rPr>
-              <w:t>16</w:t>
+              <w:t>18</w:t>
             </w:r>
           </w:p>
         </w:tc>
         <w:tc>
           <w:tcPr>
             <w:tcW w:type="dxa" w:w="3202"/>
-            <w:tcW w:w="7728" w:type="dxa"/>
+            <w:tcW w:w="7470" w:type="dxa"/>
           </w:tcPr>
           <w:p>
             <w:pPr>
@@ -489,7 +557,7 @@
         <w:tc>
           <w:tcPr>
             <w:tcW w:type="dxa" w:w="3202"/>
-            <w:tcW w:w="993" w:type="dxa"/>
+            <w:tcW w:w="1067" w:type="dxa"/>
           </w:tcPr>
           <w:p>
             <w:pPr>
@@ -500,14 +568,73 @@
                 <w:b w:val="0"/>
                 <w:sz w:val="19"/>
               </w:rPr>
-              <w:t>9 ↔ 17</w:t>
+              <w:t>20</w:t>
             </w:r>
           </w:p>
         </w:tc>
         <w:tc>
           <w:tcPr>
             <w:tcW w:type="dxa" w:w="3202"/>
-            <w:tcW w:w="883" w:type="dxa"/>
+            <w:tcW w:w="1067" w:type="dxa"/>
+          </w:tcPr>
+          <w:p>
+            <w:pPr>
+              <w:spacing w:before="0" w:after="0"/>
+            </w:pPr>
+            <w:r>
+              <w:rPr>
+                <w:b w:val="0"/>
+                <w:sz w:val="19"/>
+              </w:rPr>
+              <w:t>5 (node2)</w:t>
+            </w:r>
+          </w:p>
+        </w:tc>
+        <w:tc>
+          <w:tcPr>
+            <w:tcW w:type="dxa" w:w="3202"/>
+            <w:tcW w:w="7470" w:type="dxa"/>
+          </w:tcPr>
+          <w:p>
+            <w:pPr>
+              <w:spacing w:before="0" w:after="0"/>
+            </w:pPr>
+            <w:r>
+              <w:rPr>
+                <w:b w:val="0"/>
+                <w:sz w:val="19"/>
+              </w:rPr>
+              <w:t>autofs mounts the exports you built</w:t>
+            </w:r>
+          </w:p>
+        </w:tc>
+      </w:tr>
+      <w:tr>
+        <w:trPr>
+          <w:cantSplit/>
+        </w:trPr>
+        <w:tc>
+          <w:tcPr>
+            <w:tcW w:type="dxa" w:w="3202"/>
+            <w:tcW w:w="1067" w:type="dxa"/>
+          </w:tcPr>
+          <w:p>
+            <w:pPr>
+              <w:spacing w:before="0" w:after="0"/>
+            </w:pPr>
+            <w:r>
+              <w:rPr>
+                <w:b w:val="0"/>
+                <w:sz w:val="19"/>
+              </w:rPr>
+              <w:t>11 ↔ 19</w:t>
+            </w:r>
+          </w:p>
+        </w:tc>
+        <w:tc>
+          <w:tcPr>
+            <w:tcW w:type="dxa" w:w="3202"/>
+            <w:tcW w:w="1067" w:type="dxa"/>
           </w:tcPr>
           <w:p>
             <w:pPr>
@@ -525,7 +652,7 @@
         <w:tc>
           <w:tcPr>
             <w:tcW w:type="dxa" w:w="3202"/>
-            <w:tcW w:w="7728" w:type="dxa"/>
+            <w:tcW w:w="7470" w:type="dxa"/>
           </w:tcPr>
           <w:p>
             <w:pPr>
@@ -536,7 +663,7 @@
                 <w:b w:val="0"/>
                 <w:sz w:val="19"/>
               </w:rPr>
-              <w:t xml:space="preserve">after 17 only </w:t>
+              <w:t xml:space="preserve">after 19 only </w:t>
             </w:r>
             <w:r>
               <w:rPr>
@@ -750,7 +877,7 @@
                 <w:b w:val="0"/>
                 <w:sz w:val="19"/>
               </w:rPr>
-              <w:t>3</w:t>
+              <w:t>3, 4</w:t>
             </w:r>
           </w:p>
         </w:tc>
@@ -809,7 +936,66 @@
                 <w:b w:val="0"/>
                 <w:sz w:val="19"/>
               </w:rPr>
-              <w:t>4</w:t>
+              <w:t>5</w:t>
+            </w:r>
+          </w:p>
+        </w:tc>
+        <w:tc>
+          <w:tcPr>
+            <w:tcW w:type="dxa" w:w="3202"/>
+            <w:tcW w:w="7553" w:type="dxa"/>
+          </w:tcPr>
+          <w:p>
+            <w:pPr>
+              <w:spacing w:before="0" w:after="0"/>
+            </w:pPr>
+            <w:r>
+              <w:rPr>
+                <w:b w:val="0"/>
+                <w:sz w:val="19"/>
+              </w:rPr>
+              <w:t>Start services at boot; firewall (the NFS server PE3 had ready-made)</w:t>
+            </w:r>
+          </w:p>
+        </w:tc>
+        <w:tc>
+          <w:tcPr>
+            <w:tcW w:type="dxa" w:w="3202"/>
+            <w:tcW w:w="1404" w:type="dxa"/>
+          </w:tcPr>
+          <w:p>
+            <w:pPr>
+              <w:spacing w:before="0" w:after="0"/>
+            </w:pPr>
+            <w:r>
+              <w:rPr>
+                <w:b w:val="0"/>
+                <w:sz w:val="19"/>
+              </w:rPr>
+              <w:t>PE3</w:t>
+            </w:r>
+          </w:p>
+        </w:tc>
+      </w:tr>
+      <w:tr>
+        <w:trPr>
+          <w:cantSplit/>
+        </w:trPr>
+        <w:tc>
+          <w:tcPr>
+            <w:tcW w:type="dxa" w:w="3202"/>
+            <w:tcW w:w="647" w:type="dxa"/>
+          </w:tcPr>
+          <w:p>
+            <w:pPr>
+              <w:spacing w:before="0" w:after="0"/>
+            </w:pPr>
+            <w:r>
+              <w:rPr>
+                <w:b w:val="0"/>
+                <w:sz w:val="19"/>
+              </w:rPr>
+              <w:t>6</w:t>
             </w:r>
           </w:p>
         </w:tc>
@@ -868,7 +1054,7 @@
                 <w:b w:val="0"/>
                 <w:sz w:val="19"/>
               </w:rPr>
-              <w:t>5</w:t>
+              <w:t>7</w:t>
             </w:r>
           </w:p>
         </w:tc>
@@ -927,7 +1113,7 @@
                 <w:b w:val="0"/>
                 <w:sz w:val="19"/>
               </w:rPr>
-              <w:t>6</w:t>
+              <w:t>8</w:t>
             </w:r>
           </w:p>
         </w:tc>
@@ -986,7 +1172,7 @@
                 <w:b w:val="0"/>
                 <w:sz w:val="19"/>
               </w:rPr>
-              <w:t>7</w:t>
+              <w:t>9</w:t>
             </w:r>
           </w:p>
         </w:tc>
@@ -1045,7 +1231,7 @@
                 <w:b w:val="0"/>
                 <w:sz w:val="19"/>
               </w:rPr>
-              <w:t>8</w:t>
+              <w:t>10</w:t>
             </w:r>
           </w:p>
         </w:tc>
@@ -1104,7 +1290,7 @@
                 <w:b w:val="0"/>
                 <w:sz w:val="19"/>
               </w:rPr>
-              <w:t>9</w:t>
+              <w:t>11</w:t>
             </w:r>
           </w:p>
         </w:tc>
@@ -1163,7 +1349,7 @@
                 <w:b w:val="0"/>
                 <w:sz w:val="19"/>
               </w:rPr>
-              <w:t>10</w:t>
+              <w:t>12</w:t>
             </w:r>
           </w:p>
         </w:tc>
@@ -1222,7 +1408,7 @@
                 <w:b w:val="0"/>
                 <w:sz w:val="19"/>
               </w:rPr>
-              <w:t>11, 14</w:t>
+              <w:t>13, 16</w:t>
             </w:r>
           </w:p>
         </w:tc>
@@ -1281,7 +1467,7 @@
                 <w:b w:val="0"/>
                 <w:sz w:val="19"/>
               </w:rPr>
-              <w:t>12</w:t>
+              <w:t>14</w:t>
             </w:r>
           </w:p>
         </w:tc>
@@ -1340,7 +1526,7 @@
                 <w:b w:val="0"/>
                 <w:sz w:val="19"/>
               </w:rPr>
-              <w:t>13</w:t>
+              <w:t>15</w:t>
             </w:r>
           </w:p>
         </w:tc>
@@ -1399,7 +1585,7 @@
                 <w:b w:val="0"/>
                 <w:sz w:val="19"/>
               </w:rPr>
-              <w:t>15</w:t>
+              <w:t>17</w:t>
             </w:r>
           </w:p>
         </w:tc>
@@ -1458,7 +1644,7 @@
                 <w:b w:val="0"/>
                 <w:sz w:val="19"/>
               </w:rPr>
-              <w:t>16</w:t>
+              <w:t>18</w:t>
             </w:r>
           </w:p>
         </w:tc>
@@ -1517,7 +1703,7 @@
                 <w:b w:val="0"/>
                 <w:sz w:val="19"/>
               </w:rPr>
-              <w:t>17</w:t>
+              <w:t>19</w:t>
             </w:r>
           </w:p>
         </w:tc>
@@ -1576,7 +1762,7 @@
                 <w:b w:val="0"/>
                 <w:sz w:val="19"/>
               </w:rPr>
-              <w:t>18</w:t>
+              <w:t>20</w:t>
             </w:r>
           </w:p>
         </w:tc>
@@ -2496,7 +2682,7 @@
           <w:b w:val="0"/>
           <w:sz w:val="21"/>
         </w:rPr>
-        <w:t xml:space="preserve"> (task 15) and </w:t>
+        <w:t xml:space="preserve"> (task 17) and </w:t>
       </w:r>
       <w:r>
         <w:rPr>
@@ -2512,7 +2698,7 @@
           <w:b w:val="0"/>
           <w:sz w:val="21"/>
         </w:rPr>
-        <w:t xml:space="preserve"> (task 9), so add it here.</w:t>
+        <w:t xml:space="preserve"> (task 11), so add it here.</w:t>
       </w:r>
     </w:p>
     <w:p>
@@ -2687,7 +2873,541 @@
           <w:color w:val="000000"/>
           <w:sz w:val="27"/>
         </w:rPr>
-        <w:t>4 — GPT disk, XFS and vFAT</w:t>
+        <w:t>4 — ISO repository on node2</w:t>
+      </w:r>
+    </w:p>
+    <w:p>
+      <w:pPr>
+        <w:spacing w:before="0" w:after="100"/>
+        <w:ind w:left="0"/>
+      </w:pPr>
+      <w:r>
+        <w:rPr>
+          <w:b w:val="0"/>
+          <w:sz w:val="21"/>
+        </w:rPr>
+        <w:t xml:space="preserve">Run the same commands as task 3, on node2. BaseOS is enough there: </w:t>
+      </w:r>
+      <w:r>
+        <w:rPr>
+          <w:rFonts w:ascii="Courier New" w:hAnsi="Courier New" w:eastAsia="Courier New"/>
+          <w:b w:val="0"/>
+          <w:color w:val="C2560B"/>
+          <w:sz w:val="19"/>
+        </w:rPr>
+        <w:t>nfs-utils</w:t>
+      </w:r>
+      <w:r>
+        <w:rPr>
+          <w:b w:val="0"/>
+          <w:sz w:val="21"/>
+        </w:rPr>
+        <w:t xml:space="preserve"> comes from BaseOS.</w:t>
+      </w:r>
+    </w:p>
+    <w:p>
+      <w:pPr>
+        <w:spacing w:before="0" w:after="60"/>
+        <w:ind w:left="360" w:hanging="259"/>
+      </w:pPr>
+      <w:r>
+        <w:rPr>
+          <w:sz w:val="21"/>
+        </w:rPr>
+        <w:t xml:space="preserve">•  </w:t>
+      </w:r>
+      <w:r>
+        <w:rPr>
+          <w:b/>
+          <w:sz w:val="21"/>
+        </w:rPr>
+        <w:t>Verify:</w:t>
+      </w:r>
+      <w:r>
+        <w:rPr>
+          <w:b w:val="0"/>
+          <w:sz w:val="21"/>
+        </w:rPr>
+        <w:t xml:space="preserve"> </w:t>
+      </w:r>
+      <w:r>
+        <w:rPr>
+          <w:rFonts w:ascii="Courier New" w:hAnsi="Courier New" w:eastAsia="Courier New"/>
+          <w:b w:val="0"/>
+          <w:color w:val="C2560B"/>
+          <w:sz w:val="19"/>
+        </w:rPr>
+        <w:t>dnf repolist</w:t>
+      </w:r>
+      <w:r>
+        <w:rPr>
+          <w:b w:val="0"/>
+          <w:sz w:val="21"/>
+        </w:rPr>
+        <w:t xml:space="preserve"> on node2, then </w:t>
+      </w:r>
+      <w:r>
+        <w:rPr>
+          <w:rFonts w:ascii="Courier New" w:hAnsi="Courier New" w:eastAsia="Courier New"/>
+          <w:b w:val="0"/>
+          <w:color w:val="C2560B"/>
+          <w:sz w:val="19"/>
+        </w:rPr>
+        <w:t>dnf install -y nfs-utils</w:t>
+      </w:r>
+      <w:r>
+        <w:rPr>
+          <w:b w:val="0"/>
+          <w:sz w:val="21"/>
+        </w:rPr>
+        <w:t xml:space="preserve"> works.</w:t>
+      </w:r>
+    </w:p>
+    <w:p>
+      <w:pPr>
+        <w:pStyle w:val="Heading2"/>
+        <w:spacing w:before="280" w:after="120"/>
+        <w:pBdr>
+          <w:bottom w:val="single" w:sz="6" w:space="1" w:color="E0E0E0"/>
+        </w:pBdr>
+      </w:pPr>
+      <w:r>
+        <w:rPr>
+          <w:b/>
+          <w:color w:val="000000"/>
+          <w:sz w:val="27"/>
+        </w:rPr>
+        <w:t>5 — NFS server on node2</w:t>
+      </w:r>
+    </w:p>
+    <w:tbl>
+      <w:tblPr>
+        <w:tblW w:type="auto" w:w="0"/>
+        <w:tblLook w:firstColumn="1" w:firstRow="1" w:lastColumn="0" w:lastRow="0" w:noHBand="0" w:noVBand="1" w:val="04A0"/>
+        <w:tblBorders>
+          <w:top w:val="single" w:sz="4" w:space="0" w:color="D9D9D9"/>
+          <w:left w:val="single" w:sz="4" w:space="0" w:color="D9D9D9"/>
+          <w:bottom w:val="single" w:sz="4" w:space="0" w:color="D9D9D9"/>
+          <w:right w:val="single" w:sz="4" w:space="0" w:color="D9D9D9"/>
+          <w:insideH w:val="single" w:sz="4" w:space="0" w:color="D9D9D9"/>
+          <w:insideV w:val="single" w:sz="4" w:space="0" w:color="D9D9D9"/>
+        </w:tblBorders>
+        <w:tblW w:w="9604" w:type="dxa"/>
+        <w:tblLayout w:type="fixed"/>
+      </w:tblPr>
+      <w:tblGrid>
+        <w:gridCol w:w="9604"/>
+      </w:tblGrid>
+      <w:tr>
+        <w:trPr>
+          <w:cantSplit/>
+        </w:trPr>
+        <w:tc>
+          <w:tcPr>
+            <w:tcW w:type="dxa" w:w="9605"/>
+            <w:tcW w:w="9604" w:type="dxa"/>
+            <w:shd w:val="clear" w:color="auto" w:fill="F6F6F6"/>
+          </w:tcPr>
+          <w:p>
+            <w:pPr>
+              <w:spacing w:before="0" w:after="0" w:line="240" w:lineRule="auto"/>
+            </w:pPr>
+            <w:r>
+              <w:rPr>
+                <w:rFonts w:ascii="Courier New" w:hAnsi="Courier New" w:eastAsia="Courier New"/>
+                <w:sz w:val="17"/>
+              </w:rPr>
+              <w:t>dnf install -y nfs-utils</w:t>
+            </w:r>
+          </w:p>
+          <w:p>
+            <w:pPr>
+              <w:spacing w:before="0" w:after="0" w:line="240" w:lineRule="auto"/>
+            </w:pPr>
+            <w:r>
+              <w:rPr>
+                <w:rFonts w:ascii="Courier New" w:hAnsi="Courier New" w:eastAsia="Courier New"/>
+                <w:sz w:val="17"/>
+              </w:rPr>
+              <w:t>mkdir -p /exports/projects /exports/docs</w:t>
+            </w:r>
+          </w:p>
+          <w:p>
+            <w:pPr>
+              <w:spacing w:before="0" w:after="0" w:line="240" w:lineRule="auto"/>
+            </w:pPr>
+            <w:r>
+              <w:rPr>
+                <w:rFonts w:ascii="Courier New" w:hAnsi="Courier New" w:eastAsia="Courier New"/>
+                <w:sz w:val="17"/>
+              </w:rPr>
+              <w:t>echo 'Mock1 projects share' &gt; /exports/projects/README</w:t>
+            </w:r>
+          </w:p>
+          <w:p>
+            <w:pPr>
+              <w:spacing w:before="0" w:after="0" w:line="240" w:lineRule="auto"/>
+            </w:pPr>
+            <w:r>
+              <w:rPr>
+                <w:rFonts w:ascii="Courier New" w:hAnsi="Courier New" w:eastAsia="Courier New"/>
+                <w:sz w:val="17"/>
+              </w:rPr>
+              <w:t>echo 'Mock1 docs share'     &gt; /exports/docs/README</w:t>
+            </w:r>
+          </w:p>
+          <w:p>
+            <w:pPr>
+              <w:spacing w:before="0" w:after="0" w:line="240" w:lineRule="auto"/>
+            </w:pPr>
+            <w:r>
+              <w:rPr>
+                <w:rFonts w:ascii="Courier New" w:hAnsi="Courier New" w:eastAsia="Courier New"/>
+                <w:sz w:val="17"/>
+              </w:rPr>
+              <w:t>cat &gt; /etc/exports.d/mock1.exports &lt;&lt;'EOF'</w:t>
+            </w:r>
+          </w:p>
+          <w:p>
+            <w:pPr>
+              <w:spacing w:before="0" w:after="0" w:line="240" w:lineRule="auto"/>
+            </w:pPr>
+            <w:r>
+              <w:rPr>
+                <w:rFonts w:ascii="Courier New" w:hAnsi="Courier New" w:eastAsia="Courier New"/>
+                <w:sz w:val="17"/>
+              </w:rPr>
+              <w:t>/exports/projects  &lt;node1-IP&gt;(rw,sync)</w:t>
+            </w:r>
+          </w:p>
+          <w:p>
+            <w:pPr>
+              <w:spacing w:before="0" w:after="0" w:line="240" w:lineRule="auto"/>
+            </w:pPr>
+            <w:r>
+              <w:rPr>
+                <w:rFonts w:ascii="Courier New" w:hAnsi="Courier New" w:eastAsia="Courier New"/>
+                <w:sz w:val="17"/>
+              </w:rPr>
+              <w:t>/exports/docs      &lt;node1-IP&gt;(rw,sync)</w:t>
+            </w:r>
+          </w:p>
+          <w:p>
+            <w:pPr>
+              <w:spacing w:before="0" w:after="0" w:line="240" w:lineRule="auto"/>
+            </w:pPr>
+            <w:r>
+              <w:rPr>
+                <w:rFonts w:ascii="Courier New" w:hAnsi="Courier New" w:eastAsia="Courier New"/>
+                <w:sz w:val="17"/>
+              </w:rPr>
+              <w:t>EOF</w:t>
+            </w:r>
+          </w:p>
+          <w:p>
+            <w:pPr>
+              <w:spacing w:before="0" w:after="0" w:line="240" w:lineRule="auto"/>
+            </w:pPr>
+            <w:r>
+              <w:rPr>
+                <w:rFonts w:ascii="Courier New" w:hAnsi="Courier New" w:eastAsia="Courier New"/>
+                <w:sz w:val="17"/>
+              </w:rPr>
+              <w:t>systemctl enable --now nfs-server</w:t>
+            </w:r>
+          </w:p>
+          <w:p>
+            <w:pPr>
+              <w:spacing w:before="0" w:after="0" w:line="240" w:lineRule="auto"/>
+            </w:pPr>
+            <w:r>
+              <w:rPr>
+                <w:rFonts w:ascii="Courier New" w:hAnsi="Courier New" w:eastAsia="Courier New"/>
+                <w:sz w:val="17"/>
+              </w:rPr>
+              <w:t>exportfs -rav &amp;&amp; exportfs -s</w:t>
+            </w:r>
+          </w:p>
+          <w:p>
+            <w:pPr>
+              <w:spacing w:before="0" w:after="0" w:line="240" w:lineRule="auto"/>
+            </w:pPr>
+            <w:r>
+              <w:rPr>
+                <w:rFonts w:ascii="Courier New" w:hAnsi="Courier New" w:eastAsia="Courier New"/>
+                <w:sz w:val="17"/>
+              </w:rPr>
+              <w:t>firewall-cmd --permanent --add-service={nfs,mountd,rpc-bind} &amp;&amp; firewall-cmd --reload</w:t>
+            </w:r>
+          </w:p>
+        </w:tc>
+      </w:tr>
+    </w:tbl>
+    <w:p>
+      <w:pPr>
+        <w:spacing w:after="40"/>
+      </w:pPr>
+    </w:p>
+    <w:p>
+      <w:pPr>
+        <w:spacing w:before="0" w:after="60"/>
+        <w:ind w:left="360" w:hanging="259"/>
+      </w:pPr>
+      <w:r>
+        <w:rPr>
+          <w:sz w:val="21"/>
+        </w:rPr>
+        <w:t xml:space="preserve">•  </w:t>
+      </w:r>
+      <w:r>
+        <w:rPr>
+          <w:b/>
+          <w:sz w:val="21"/>
+        </w:rPr>
+        <w:t>Also correct:</w:t>
+      </w:r>
+      <w:r>
+        <w:rPr>
+          <w:b w:val="0"/>
+          <w:sz w:val="21"/>
+        </w:rPr>
+        <w:t xml:space="preserve"> </w:t>
+      </w:r>
+      <w:r>
+        <w:rPr>
+          <w:rFonts w:ascii="Courier New" w:hAnsi="Courier New" w:eastAsia="Courier New"/>
+          <w:b w:val="0"/>
+          <w:color w:val="C2560B"/>
+          <w:sz w:val="19"/>
+        </w:rPr>
+        <w:t>*(rw,sync)</w:t>
+      </w:r>
+      <w:r>
+        <w:rPr>
+          <w:b w:val="0"/>
+          <w:sz w:val="21"/>
+        </w:rPr>
+        <w:t xml:space="preserve"> or the whole subnet instead of node1's IP: the task only says node1 must be able to mount them.</w:t>
+      </w:r>
+    </w:p>
+    <w:p>
+      <w:pPr>
+        <w:spacing w:before="0" w:after="60"/>
+        <w:ind w:left="360" w:hanging="259"/>
+      </w:pPr>
+      <w:r>
+        <w:rPr>
+          <w:sz w:val="21"/>
+        </w:rPr>
+        <w:t xml:space="preserve">•  </w:t>
+      </w:r>
+      <w:r>
+        <w:rPr>
+          <w:b/>
+          <w:sz w:val="21"/>
+        </w:rPr>
+        <w:t>Verify:</w:t>
+      </w:r>
+      <w:r>
+        <w:rPr>
+          <w:b w:val="0"/>
+          <w:sz w:val="21"/>
+        </w:rPr>
+        <w:t xml:space="preserve"> from node1, </w:t>
+      </w:r>
+      <w:r>
+        <w:rPr>
+          <w:rFonts w:ascii="Courier New" w:hAnsi="Courier New" w:eastAsia="Courier New"/>
+          <w:b w:val="0"/>
+          <w:color w:val="C2560B"/>
+          <w:sz w:val="19"/>
+        </w:rPr>
+        <w:t>showmount -e &lt;node2-IP&gt;</w:t>
+      </w:r>
+      <w:r>
+        <w:rPr>
+          <w:b w:val="0"/>
+          <w:sz w:val="21"/>
+        </w:rPr>
+        <w:t>.</w:t>
+      </w:r>
+    </w:p>
+    <w:p>
+      <w:pPr>
+        <w:spacing w:before="0" w:after="60"/>
+        <w:ind w:left="360" w:hanging="259"/>
+      </w:pPr>
+      <w:r>
+        <w:rPr>
+          <w:sz w:val="21"/>
+        </w:rPr>
+        <w:t xml:space="preserve">•  </w:t>
+      </w:r>
+      <w:r>
+        <w:rPr>
+          <w:b/>
+          <w:sz w:val="21"/>
+        </w:rPr>
+        <w:t>Traps:</w:t>
+      </w:r>
+    </w:p>
+    <w:p>
+      <w:pPr>
+        <w:spacing w:before="0" w:after="60"/>
+        <w:ind w:left="720" w:hanging="259"/>
+      </w:pPr>
+      <w:r>
+        <w:rPr>
+          <w:sz w:val="21"/>
+        </w:rPr>
+        <w:t xml:space="preserve">–  </w:t>
+      </w:r>
+      <w:r>
+        <w:rPr>
+          <w:b w:val="0"/>
+          <w:sz w:val="21"/>
+        </w:rPr>
+        <w:t xml:space="preserve">Exports default to </w:t>
+      </w:r>
+      <w:r>
+        <w:rPr>
+          <w:b/>
+          <w:sz w:val="21"/>
+        </w:rPr>
+        <w:t>read-only</w:t>
+      </w:r>
+      <w:r>
+        <w:rPr>
+          <w:b w:val="0"/>
+          <w:sz w:val="21"/>
+        </w:rPr>
+        <w:t xml:space="preserve">: leaving out </w:t>
+      </w:r>
+      <w:r>
+        <w:rPr>
+          <w:rFonts w:ascii="Courier New" w:hAnsi="Courier New" w:eastAsia="Courier New"/>
+          <w:b w:val="0"/>
+          <w:color w:val="C2560B"/>
+          <w:sz w:val="19"/>
+        </w:rPr>
+        <w:t>rw</w:t>
+      </w:r>
+      <w:r>
+        <w:rPr>
+          <w:b w:val="0"/>
+          <w:sz w:val="21"/>
+        </w:rPr>
+        <w:t xml:space="preserve"> fails the task.</w:t>
+      </w:r>
+    </w:p>
+    <w:p>
+      <w:pPr>
+        <w:spacing w:before="0" w:after="60"/>
+        <w:ind w:left="720" w:hanging="259"/>
+      </w:pPr>
+      <w:r>
+        <w:rPr>
+          <w:sz w:val="21"/>
+        </w:rPr>
+        <w:t xml:space="preserve">–  </w:t>
+      </w:r>
+      <w:r>
+        <w:rPr>
+          <w:b w:val="0"/>
+          <w:sz w:val="21"/>
+        </w:rPr>
+        <w:t>A space between the host and its options (</w:t>
+      </w:r>
+      <w:r>
+        <w:rPr>
+          <w:rFonts w:ascii="Courier New" w:hAnsi="Courier New" w:eastAsia="Courier New"/>
+          <w:b w:val="0"/>
+          <w:color w:val="C2560B"/>
+          <w:sz w:val="19"/>
+        </w:rPr>
+        <w:t>&lt;node1-IP&gt; (rw)</w:t>
+      </w:r>
+      <w:r>
+        <w:rPr>
+          <w:b w:val="0"/>
+          <w:sz w:val="21"/>
+        </w:rPr>
+        <w:t xml:space="preserve">) exports read-write to </w:t>
+      </w:r>
+      <w:r>
+        <w:rPr>
+          <w:b/>
+          <w:sz w:val="21"/>
+        </w:rPr>
+        <w:t>everyone</w:t>
+      </w:r>
+      <w:r>
+        <w:rPr>
+          <w:b w:val="0"/>
+          <w:sz w:val="21"/>
+        </w:rPr>
+        <w:t>, and read-only to node1.</w:t>
+      </w:r>
+    </w:p>
+    <w:p>
+      <w:pPr>
+        <w:spacing w:before="0" w:after="60"/>
+        <w:ind w:left="720" w:hanging="259"/>
+      </w:pPr>
+      <w:r>
+        <w:rPr>
+          <w:sz w:val="21"/>
+        </w:rPr>
+        <w:t xml:space="preserve">–  </w:t>
+      </w:r>
+      <w:r>
+        <w:rPr>
+          <w:rFonts w:ascii="Courier New" w:hAnsi="Courier New" w:eastAsia="Courier New"/>
+          <w:b w:val="0"/>
+          <w:color w:val="C2560B"/>
+          <w:sz w:val="19"/>
+        </w:rPr>
+        <w:t>exportfs -rav</w:t>
+      </w:r>
+      <w:r>
+        <w:rPr>
+          <w:b w:val="0"/>
+          <w:sz w:val="21"/>
+        </w:rPr>
+        <w:t xml:space="preserve"> without </w:t>
+      </w:r>
+      <w:r>
+        <w:rPr>
+          <w:rFonts w:ascii="Courier New" w:hAnsi="Courier New" w:eastAsia="Courier New"/>
+          <w:b w:val="0"/>
+          <w:color w:val="C2560B"/>
+          <w:sz w:val="19"/>
+        </w:rPr>
+        <w:t>systemctl enable</w:t>
+      </w:r>
+      <w:r>
+        <w:rPr>
+          <w:b w:val="0"/>
+          <w:sz w:val="21"/>
+        </w:rPr>
+        <w:t xml:space="preserve"> is gone after the reboot.</w:t>
+      </w:r>
+    </w:p>
+    <w:p>
+      <w:pPr>
+        <w:pStyle w:val="Heading2"/>
+        <w:spacing w:before="280" w:after="120"/>
+        <w:pBdr>
+          <w:bottom w:val="single" w:sz="6" w:space="1" w:color="E0E0E0"/>
+        </w:pBdr>
+      </w:pPr>
+      <w:r>
+        <w:rPr>
+          <w:b/>
+          <w:color w:val="000000"/>
+          <w:sz w:val="27"/>
+        </w:rPr>
+        <w:t>6 — GPT disk, XFS and vFAT</w:t>
       </w:r>
     </w:p>
     <w:tbl>
@@ -3102,7 +3822,7 @@
           <w:color w:val="000000"/>
           <w:sz w:val="27"/>
         </w:rPr>
-        <w:t>5 — User on the XFS file system</w:t>
+        <w:t>7 — User on the XFS file system</w:t>
       </w:r>
     </w:p>
     <w:tbl>
@@ -3347,7 +4067,7 @@
           <w:color w:val="000000"/>
           <w:sz w:val="27"/>
         </w:rPr>
-        <w:t>6 — Restricted sudo</w:t>
+        <w:t>8 — Restricted sudo</w:t>
       </w:r>
     </w:p>
     <w:tbl>
@@ -3525,7 +4245,7 @@
           <w:color w:val="000000"/>
           <w:sz w:val="27"/>
         </w:rPr>
-        <w:t>7 — Collaborative directory</w:t>
+        <w:t>9 — Collaborative directory</w:t>
       </w:r>
     </w:p>
     <w:tbl>
@@ -3792,7 +4512,7 @@
           <w:color w:val="000000"/>
           <w:sz w:val="27"/>
         </w:rPr>
-        <w:t>8 — Script and cron</w:t>
+        <w:t>10 — Script and cron</w:t>
       </w:r>
     </w:p>
     <w:tbl>
@@ -4091,7 +4811,7 @@
           <w:color w:val="000000"/>
           <w:sz w:val="27"/>
         </w:rPr>
-        <w:t>9 — Rootless container at boot</w:t>
+        <w:t>11 — Rootless container at boot</w:t>
       </w:r>
     </w:p>
     <w:p>
@@ -4225,7 +4945,7 @@
           <w:b w:val="0"/>
           <w:sz w:val="21"/>
         </w:rPr>
-        <w:t xml:space="preserve">As the user: before task 17, </w:t>
+        <w:t xml:space="preserve">As the user: before task 19, </w:t>
       </w:r>
       <w:r>
         <w:rPr>
@@ -4241,7 +4961,7 @@
           <w:b w:val="0"/>
           <w:sz w:val="21"/>
         </w:rPr>
-        <w:t xml:space="preserve">. After task 17, use </w:t>
+        <w:t xml:space="preserve">. After task 19, use </w:t>
       </w:r>
       <w:r>
         <w:rPr>
@@ -4976,7 +5696,7 @@
           <w:color w:val="000000"/>
           <w:sz w:val="27"/>
         </w:rPr>
-        <w:t>10 — SELinux enforcing</w:t>
+        <w:t>12 — SELinux enforcing</w:t>
       </w:r>
     </w:p>
     <w:tbl>
@@ -5064,6 +5784,25 @@
       </w:r>
       <w:r>
         <w:rPr>
+          <w:b w:val="0"/>
+          <w:sz w:val="21"/>
+        </w:rPr>
+        <w:t>A fresh RHEL 9 install is usually already enforcing. Check all three places anyway: runtime, the config file and the kernel arguments.</w:t>
+      </w:r>
+    </w:p>
+    <w:p>
+      <w:pPr>
+        <w:spacing w:before="0" w:after="60"/>
+        <w:ind w:left="360" w:hanging="259"/>
+      </w:pPr>
+      <w:r>
+        <w:rPr>
+          <w:sz w:val="21"/>
+        </w:rPr>
+        <w:t xml:space="preserve">•  </w:t>
+      </w:r>
+      <w:r>
+        <w:rPr>
           <w:b/>
           <w:sz w:val="21"/>
         </w:rPr>
@@ -5090,7 +5829,7 @@
           <w:b w:val="0"/>
           <w:sz w:val="21"/>
         </w:rPr>
-        <w:t xml:space="preserve"> only changes runtime. The lab was seeded </w:t>
+        <w:t xml:space="preserve"> only changes runtime. If the config file says </w:t>
       </w:r>
       <w:r>
         <w:rPr>
@@ -5106,7 +5845,7 @@
           <w:b w:val="0"/>
           <w:sz w:val="21"/>
         </w:rPr>
-        <w:t xml:space="preserve"> in the config file.</w:t>
+        <w:t>, the next boot is permissive again.</w:t>
       </w:r>
     </w:p>
     <w:p>
@@ -5123,7 +5862,7 @@
           <w:color w:val="000000"/>
           <w:sz w:val="27"/>
         </w:rPr>
-        <w:t>11 — Swap on the attached volume</w:t>
+        <w:t>13 — Swap on the attached volume</w:t>
       </w:r>
     </w:p>
     <w:tbl>
@@ -5308,7 +6047,7 @@
           <w:color w:val="000000"/>
           <w:sz w:val="27"/>
         </w:rPr>
-        <w:t>12 — Persistent journal</w:t>
+        <w:t>14 — Persistent journal</w:t>
       </w:r>
     </w:p>
     <w:tbl>
@@ -5455,7 +6194,7 @@
           <w:color w:val="000000"/>
           <w:sz w:val="27"/>
         </w:rPr>
-        <w:t>13 — Thin pool and thin LV</w:t>
+        <w:t>15 — Thin pool and thin LV</w:t>
       </w:r>
     </w:p>
     <w:tbl>
@@ -5761,7 +6500,7 @@
           <w:color w:val="000000"/>
           <w:sz w:val="27"/>
         </w:rPr>
-        <w:t>14 — LV swap sized in extents</w:t>
+        <w:t>16 — LV swap sized in extents</w:t>
       </w:r>
     </w:p>
     <w:tbl>
@@ -5990,7 +6729,7 @@
           <w:color w:val="000000"/>
           <w:sz w:val="27"/>
         </w:rPr>
-        <w:t>15 — Apache</w:t>
+        <w:t>17 — Apache</w:t>
       </w:r>
     </w:p>
     <w:tbl>
@@ -6191,7 +6930,7 @@
           <w:color w:val="000000"/>
           <w:sz w:val="27"/>
         </w:rPr>
-        <w:t>16 — Key-based SSH from node2</w:t>
+        <w:t>18 — Key-based SSH from node2</w:t>
       </w:r>
     </w:p>
     <w:tbl>
@@ -6330,7 +7069,7 @@
           <w:color w:val="000000"/>
           <w:sz w:val="27"/>
         </w:rPr>
-        <w:t>17 — SSH hardening</w:t>
+        <w:t>19 — SSH hardening</w:t>
       </w:r>
     </w:p>
     <w:tbl>
@@ -6634,7 +7373,7 @@
           <w:color w:val="000000"/>
           <w:sz w:val="27"/>
         </w:rPr>
-        <w:t>18 — autofs from node2</w:t>
+        <w:t>20 — autofs from node2</w:t>
       </w:r>
     </w:p>
     <w:tbl>

--- a/exams/ph2026b2/mock-1/RHCSA9_Mock_Exam_1_Key.docx
+++ b/exams/ph2026b2/mock-1/RHCSA9_Mock_Exam_1_Key.docx
@@ -42,14 +42,14 @@
           <w:b/>
           <w:sz w:val="21"/>
         </w:rPr>
-        <w:t>Grader status:</w:t>
-      </w:r>
-      <w:r>
-        <w:rPr>
-          <w:b w:val="0"/>
-          <w:sz w:val="21"/>
-        </w:rPr>
-        <w:t xml:space="preserve"> passes </w:t>
+        <w:t>Grader:</w:t>
+      </w:r>
+      <w:r>
+        <w:rPr>
+          <w:b w:val="0"/>
+          <w:sz w:val="21"/>
+        </w:rPr>
+        <w:t xml:space="preserve"> grade with the </w:t>
       </w:r>
       <w:r>
         <w:rPr>
@@ -58,14 +58,46 @@
           <w:color w:val="C2560B"/>
           <w:sz w:val="19"/>
         </w:rPr>
-        <w:t>bash -n</w:t>
-      </w:r>
-      <w:r>
-        <w:rPr>
-          <w:b w:val="0"/>
-          <w:sz w:val="21"/>
-        </w:rPr>
-        <w:t>, but it has not yet been run on a live lab. Before trusting a score, run it once on the untouched snapshot (every task should FAIL) and once on a solved lab.</w:t>
+        <w:t>.sh</w:t>
+      </w:r>
+      <w:r>
+        <w:rPr>
+          <w:b w:val="0"/>
+          <w:sz w:val="21"/>
+        </w:rPr>
+        <w:t xml:space="preserve"> file that came with this paper (see the paper's Appendix C). It accepts any correct method. If it fails something you're sure is right, report it with the grader's </w:t>
+      </w:r>
+      <w:r>
+        <w:rPr>
+          <w:rFonts w:ascii="Courier New" w:hAnsi="Courier New" w:eastAsia="Courier New"/>
+          <w:b w:val="0"/>
+          <w:color w:val="C2560B"/>
+          <w:sz w:val="19"/>
+        </w:rPr>
+        <w:t>why</w:t>
+      </w:r>
+      <w:r>
+        <w:rPr>
+          <w:b w:val="0"/>
+          <w:sz w:val="21"/>
+        </w:rPr>
+        <w:t xml:space="preserve"> and </w:t>
+      </w:r>
+      <w:r>
+        <w:rPr>
+          <w:rFonts w:ascii="Courier New" w:hAnsi="Courier New" w:eastAsia="Courier New"/>
+          <w:b w:val="0"/>
+          <w:color w:val="C2560B"/>
+          <w:sz w:val="19"/>
+        </w:rPr>
+        <w:t>check</w:t>
+      </w:r>
+      <w:r>
+        <w:rPr>
+          <w:b w:val="0"/>
+          <w:sz w:val="21"/>
+        </w:rPr>
+        <w:t xml:space="preserve"> lines.</w:t>
       </w:r>
     </w:p>
     <w:p>
@@ -102,9 +134,9 @@
         <w:tblLayout w:type="fixed"/>
       </w:tblPr>
       <w:tblGrid>
-        <w:gridCol w:w="1067"/>
-        <w:gridCol w:w="1067"/>
-        <w:gridCol w:w="7470"/>
+        <w:gridCol w:w="1160"/>
+        <w:gridCol w:w="1055"/>
+        <w:gridCol w:w="7389"/>
       </w:tblGrid>
       <w:tr>
         <w:trPr>
@@ -114,7 +146,7 @@
         <w:tc>
           <w:tcPr>
             <w:tcW w:type="dxa" w:w="3202"/>
-            <w:tcW w:w="1067" w:type="dxa"/>
+            <w:tcW w:w="1160" w:type="dxa"/>
             <w:shd w:val="clear" w:color="auto" w:fill="F2F2F2"/>
           </w:tcPr>
           <w:p>
@@ -133,7 +165,7 @@
         <w:tc>
           <w:tcPr>
             <w:tcW w:type="dxa" w:w="3202"/>
-            <w:tcW w:w="1067" w:type="dxa"/>
+            <w:tcW w:w="1055" w:type="dxa"/>
             <w:shd w:val="clear" w:color="auto" w:fill="F2F2F2"/>
           </w:tcPr>
           <w:p>
@@ -152,7 +184,7 @@
         <w:tc>
           <w:tcPr>
             <w:tcW w:type="dxa" w:w="3202"/>
-            <w:tcW w:w="7470" w:type="dxa"/>
+            <w:tcW w:w="7389" w:type="dxa"/>
             <w:shd w:val="clear" w:color="auto" w:fill="F2F2F2"/>
           </w:tcPr>
           <w:p>
@@ -176,7 +208,7 @@
         <w:tc>
           <w:tcPr>
             <w:tcW w:type="dxa" w:w="3202"/>
-            <w:tcW w:w="1067" w:type="dxa"/>
+            <w:tcW w:w="1160" w:type="dxa"/>
           </w:tcPr>
           <w:p>
             <w:pPr>
@@ -194,7 +226,7 @@
         <w:tc>
           <w:tcPr>
             <w:tcW w:type="dxa" w:w="3202"/>
-            <w:tcW w:w="1067" w:type="dxa"/>
+            <w:tcW w:w="1055" w:type="dxa"/>
           </w:tcPr>
           <w:p>
             <w:pPr>
@@ -212,7 +244,7 @@
         <w:tc>
           <w:tcPr>
             <w:tcW w:type="dxa" w:w="3202"/>
-            <w:tcW w:w="7470" w:type="dxa"/>
+            <w:tcW w:w="7389" w:type="dxa"/>
           </w:tcPr>
           <w:p>
             <w:pPr>
@@ -244,7 +276,7 @@
         <w:tc>
           <w:tcPr>
             <w:tcW w:type="dxa" w:w="3202"/>
-            <w:tcW w:w="1067" w:type="dxa"/>
+            <w:tcW w:w="1160" w:type="dxa"/>
           </w:tcPr>
           <w:p>
             <w:pPr>
@@ -262,7 +294,7 @@
         <w:tc>
           <w:tcPr>
             <w:tcW w:type="dxa" w:w="3202"/>
-            <w:tcW w:w="1067" w:type="dxa"/>
+            <w:tcW w:w="1055" w:type="dxa"/>
           </w:tcPr>
           <w:p>
             <w:pPr>
@@ -280,7 +312,7 @@
         <w:tc>
           <w:tcPr>
             <w:tcW w:type="dxa" w:w="3202"/>
-            <w:tcW w:w="7470" w:type="dxa"/>
+            <w:tcW w:w="7389" w:type="dxa"/>
           </w:tcPr>
           <w:p>
             <w:pPr>
@@ -303,7 +335,7 @@
         <w:tc>
           <w:tcPr>
             <w:tcW w:type="dxa" w:w="3202"/>
-            <w:tcW w:w="1067" w:type="dxa"/>
+            <w:tcW w:w="1160" w:type="dxa"/>
           </w:tcPr>
           <w:p>
             <w:pPr>
@@ -321,7 +353,7 @@
         <w:tc>
           <w:tcPr>
             <w:tcW w:type="dxa" w:w="3202"/>
-            <w:tcW w:w="1067" w:type="dxa"/>
+            <w:tcW w:w="1055" w:type="dxa"/>
           </w:tcPr>
           <w:p>
             <w:pPr>
@@ -339,7 +371,7 @@
         <w:tc>
           <w:tcPr>
             <w:tcW w:type="dxa" w:w="3202"/>
-            <w:tcW w:w="7470" w:type="dxa"/>
+            <w:tcW w:w="7389" w:type="dxa"/>
           </w:tcPr>
           <w:p>
             <w:pPr>
@@ -371,7 +403,7 @@
         <w:tc>
           <w:tcPr>
             <w:tcW w:type="dxa" w:w="3202"/>
-            <w:tcW w:w="1067" w:type="dxa"/>
+            <w:tcW w:w="1160" w:type="dxa"/>
           </w:tcPr>
           <w:p>
             <w:pPr>
@@ -389,7 +421,7 @@
         <w:tc>
           <w:tcPr>
             <w:tcW w:type="dxa" w:w="3202"/>
-            <w:tcW w:w="1067" w:type="dxa"/>
+            <w:tcW w:w="1055" w:type="dxa"/>
           </w:tcPr>
           <w:p>
             <w:pPr>
@@ -407,7 +439,7 @@
         <w:tc>
           <w:tcPr>
             <w:tcW w:type="dxa" w:w="3202"/>
-            <w:tcW w:w="7470" w:type="dxa"/>
+            <w:tcW w:w="7389" w:type="dxa"/>
           </w:tcPr>
           <w:p>
             <w:pPr>
@@ -430,7 +462,7 @@
         <w:tc>
           <w:tcPr>
             <w:tcW w:type="dxa" w:w="3202"/>
-            <w:tcW w:w="1067" w:type="dxa"/>
+            <w:tcW w:w="1160" w:type="dxa"/>
           </w:tcPr>
           <w:p>
             <w:pPr>
@@ -448,7 +480,7 @@
         <w:tc>
           <w:tcPr>
             <w:tcW w:type="dxa" w:w="3202"/>
-            <w:tcW w:w="1067" w:type="dxa"/>
+            <w:tcW w:w="1055" w:type="dxa"/>
           </w:tcPr>
           <w:p>
             <w:pPr>
@@ -466,7 +498,7 @@
         <w:tc>
           <w:tcPr>
             <w:tcW w:type="dxa" w:w="3202"/>
-            <w:tcW w:w="7470" w:type="dxa"/>
+            <w:tcW w:w="7389" w:type="dxa"/>
           </w:tcPr>
           <w:p>
             <w:pPr>
@@ -498,7 +530,7 @@
         <w:tc>
           <w:tcPr>
             <w:tcW w:type="dxa" w:w="3202"/>
-            <w:tcW w:w="1067" w:type="dxa"/>
+            <w:tcW w:w="1160" w:type="dxa"/>
           </w:tcPr>
           <w:p>
             <w:pPr>
@@ -516,7 +548,7 @@
         <w:tc>
           <w:tcPr>
             <w:tcW w:type="dxa" w:w="3202"/>
-            <w:tcW w:w="1067" w:type="dxa"/>
+            <w:tcW w:w="1055" w:type="dxa"/>
           </w:tcPr>
           <w:p>
             <w:pPr>
@@ -534,7 +566,7 @@
         <w:tc>
           <w:tcPr>
             <w:tcW w:type="dxa" w:w="3202"/>
-            <w:tcW w:w="7470" w:type="dxa"/>
+            <w:tcW w:w="7389" w:type="dxa"/>
           </w:tcPr>
           <w:p>
             <w:pPr>
@@ -557,7 +589,7 @@
         <w:tc>
           <w:tcPr>
             <w:tcW w:type="dxa" w:w="3202"/>
-            <w:tcW w:w="1067" w:type="dxa"/>
+            <w:tcW w:w="1160" w:type="dxa"/>
           </w:tcPr>
           <w:p>
             <w:pPr>
@@ -575,7 +607,7 @@
         <w:tc>
           <w:tcPr>
             <w:tcW w:type="dxa" w:w="3202"/>
-            <w:tcW w:w="1067" w:type="dxa"/>
+            <w:tcW w:w="1055" w:type="dxa"/>
           </w:tcPr>
           <w:p>
             <w:pPr>
@@ -593,7 +625,7 @@
         <w:tc>
           <w:tcPr>
             <w:tcW w:type="dxa" w:w="3202"/>
-            <w:tcW w:w="7470" w:type="dxa"/>
+            <w:tcW w:w="7389" w:type="dxa"/>
           </w:tcPr>
           <w:p>
             <w:pPr>
@@ -616,7 +648,82 @@
         <w:tc>
           <w:tcPr>
             <w:tcW w:type="dxa" w:w="3202"/>
-            <w:tcW w:w="1067" w:type="dxa"/>
+            <w:tcW w:w="1160" w:type="dxa"/>
+          </w:tcPr>
+          <w:p>
+            <w:pPr>
+              <w:spacing w:before="0" w:after="0"/>
+            </w:pPr>
+            <w:r>
+              <w:rPr>
+                <w:b w:val="0"/>
+                <w:sz w:val="19"/>
+              </w:rPr>
+              <w:t>18 ↔ 21, 22</w:t>
+            </w:r>
+          </w:p>
+        </w:tc>
+        <w:tc>
+          <w:tcPr>
+            <w:tcW w:type="dxa" w:w="3202"/>
+            <w:tcW w:w="1055" w:type="dxa"/>
+          </w:tcPr>
+          <w:p>
+            <w:pPr>
+              <w:spacing w:before="0" w:after="0"/>
+            </w:pPr>
+            <w:r>
+              <w:rPr>
+                <w:b w:val="0"/>
+                <w:sz w:val="19"/>
+              </w:rPr>
+              <w:t>—</w:t>
+            </w:r>
+          </w:p>
+        </w:tc>
+        <w:tc>
+          <w:tcPr>
+            <w:tcW w:type="dxa" w:w="3202"/>
+            <w:tcW w:w="7389" w:type="dxa"/>
+          </w:tcPr>
+          <w:p>
+            <w:pPr>
+              <w:spacing w:before="0" w:after="0"/>
+            </w:pPr>
+            <w:r>
+              <w:rPr>
+                <w:b w:val="0"/>
+                <w:sz w:val="19"/>
+              </w:rPr>
+              <w:t xml:space="preserve">after 21 and 22 you can use </w:t>
+            </w:r>
+            <w:r>
+              <w:rPr>
+                <w:rFonts w:ascii="Courier New" w:hAnsi="Courier New" w:eastAsia="Courier New"/>
+                <w:b w:val="0"/>
+                <w:color w:val="C2560B"/>
+                <w:sz w:val="17"/>
+              </w:rPr>
+              <w:t>node1</w:t>
+            </w:r>
+            <w:r>
+              <w:rPr>
+                <w:b w:val="0"/>
+                <w:sz w:val="19"/>
+              </w:rPr>
+              <w:t xml:space="preserve"> instead of the IP</w:t>
+            </w:r>
+          </w:p>
+        </w:tc>
+      </w:tr>
+      <w:tr>
+        <w:trPr>
+          <w:cantSplit/>
+        </w:trPr>
+        <w:tc>
+          <w:tcPr>
+            <w:tcW w:type="dxa" w:w="3202"/>
+            <w:tcW w:w="1160" w:type="dxa"/>
           </w:tcPr>
           <w:p>
             <w:pPr>
@@ -634,7 +741,7 @@
         <w:tc>
           <w:tcPr>
             <w:tcW w:type="dxa" w:w="3202"/>
-            <w:tcW w:w="1067" w:type="dxa"/>
+            <w:tcW w:w="1055" w:type="dxa"/>
           </w:tcPr>
           <w:p>
             <w:pPr>
@@ -652,7 +759,7 @@
         <w:tc>
           <w:tcPr>
             <w:tcW w:type="dxa" w:w="3202"/>
-            <w:tcW w:w="7470" w:type="dxa"/>
+            <w:tcW w:w="7389" w:type="dxa"/>
           </w:tcPr>
           <w:p>
             <w:pPr>
@@ -1803,6 +1910,301 @@
           </w:p>
         </w:tc>
       </w:tr>
+      <w:tr>
+        <w:trPr>
+          <w:cantSplit/>
+        </w:trPr>
+        <w:tc>
+          <w:tcPr>
+            <w:tcW w:type="dxa" w:w="3202"/>
+            <w:tcW w:w="647" w:type="dxa"/>
+          </w:tcPr>
+          <w:p>
+            <w:pPr>
+              <w:spacing w:before="0" w:after="0"/>
+            </w:pPr>
+            <w:r>
+              <w:rPr>
+                <w:b w:val="0"/>
+                <w:sz w:val="19"/>
+              </w:rPr>
+              <w:t>21, 22</w:t>
+            </w:r>
+          </w:p>
+        </w:tc>
+        <w:tc>
+          <w:tcPr>
+            <w:tcW w:type="dxa" w:w="3202"/>
+            <w:tcW w:w="7553" w:type="dxa"/>
+          </w:tcPr>
+          <w:p>
+            <w:pPr>
+              <w:spacing w:before="0" w:after="0"/>
+            </w:pPr>
+            <w:r>
+              <w:rPr>
+                <w:b w:val="0"/>
+                <w:sz w:val="19"/>
+              </w:rPr>
+              <w:t>Configure hostname resolution</w:t>
+            </w:r>
+          </w:p>
+        </w:tc>
+        <w:tc>
+          <w:tcPr>
+            <w:tcW w:type="dxa" w:w="3202"/>
+            <w:tcW w:w="1404" w:type="dxa"/>
+          </w:tcPr>
+          <w:p>
+            <w:pPr>
+              <w:spacing w:before="0" w:after="0"/>
+            </w:pPr>
+            <w:r>
+              <w:rPr>
+                <w:b w:val="0"/>
+                <w:sz w:val="19"/>
+              </w:rPr>
+              <w:t>extra</w:t>
+            </w:r>
+          </w:p>
+        </w:tc>
+      </w:tr>
+      <w:tr>
+        <w:trPr>
+          <w:cantSplit/>
+        </w:trPr>
+        <w:tc>
+          <w:tcPr>
+            <w:tcW w:type="dxa" w:w="3202"/>
+            <w:tcW w:w="647" w:type="dxa"/>
+          </w:tcPr>
+          <w:p>
+            <w:pPr>
+              <w:spacing w:before="0" w:after="0"/>
+            </w:pPr>
+            <w:r>
+              <w:rPr>
+                <w:b w:val="0"/>
+                <w:sz w:val="19"/>
+              </w:rPr>
+              <w:t>23</w:t>
+            </w:r>
+          </w:p>
+        </w:tc>
+        <w:tc>
+          <w:tcPr>
+            <w:tcW w:type="dxa" w:w="3202"/>
+            <w:tcW w:w="7553" w:type="dxa"/>
+          </w:tcPr>
+          <w:p>
+            <w:pPr>
+              <w:spacing w:before="0" w:after="0"/>
+            </w:pPr>
+            <w:r>
+              <w:rPr>
+                <w:b w:val="0"/>
+                <w:sz w:val="19"/>
+              </w:rPr>
+              <w:t>Configure hostname resolution (static hostname)</w:t>
+            </w:r>
+          </w:p>
+        </w:tc>
+        <w:tc>
+          <w:tcPr>
+            <w:tcW w:type="dxa" w:w="3202"/>
+            <w:tcW w:w="1404" w:type="dxa"/>
+          </w:tcPr>
+          <w:p>
+            <w:pPr>
+              <w:spacing w:before="0" w:after="0"/>
+            </w:pPr>
+            <w:r>
+              <w:rPr>
+                <w:b w:val="0"/>
+                <w:sz w:val="19"/>
+              </w:rPr>
+              <w:t>extra</w:t>
+            </w:r>
+          </w:p>
+        </w:tc>
+      </w:tr>
+      <w:tr>
+        <w:trPr>
+          <w:cantSplit/>
+        </w:trPr>
+        <w:tc>
+          <w:tcPr>
+            <w:tcW w:type="dxa" w:w="3202"/>
+            <w:tcW w:w="647" w:type="dxa"/>
+          </w:tcPr>
+          <w:p>
+            <w:pPr>
+              <w:spacing w:before="0" w:after="0"/>
+            </w:pPr>
+            <w:r>
+              <w:rPr>
+                <w:b w:val="0"/>
+                <w:sz w:val="19"/>
+              </w:rPr>
+              <w:t>24</w:t>
+            </w:r>
+          </w:p>
+        </w:tc>
+        <w:tc>
+          <w:tcPr>
+            <w:tcW w:type="dxa" w:w="3202"/>
+            <w:tcW w:w="7553" w:type="dxa"/>
+          </w:tcPr>
+          <w:p>
+            <w:pPr>
+              <w:spacing w:before="0" w:after="0"/>
+            </w:pPr>
+            <w:r>
+              <w:rPr>
+                <w:b w:val="0"/>
+                <w:sz w:val="19"/>
+              </w:rPr>
+              <w:t>Archive, compress, unpack files (tar, gzip)</w:t>
+            </w:r>
+          </w:p>
+        </w:tc>
+        <w:tc>
+          <w:tcPr>
+            <w:tcW w:type="dxa" w:w="3202"/>
+            <w:tcW w:w="1404" w:type="dxa"/>
+          </w:tcPr>
+          <w:p>
+            <w:pPr>
+              <w:spacing w:before="0" w:after="0"/>
+            </w:pPr>
+            <w:r>
+              <w:rPr>
+                <w:b w:val="0"/>
+                <w:sz w:val="19"/>
+              </w:rPr>
+              <w:t>extra</w:t>
+            </w:r>
+          </w:p>
+        </w:tc>
+      </w:tr>
+      <w:tr>
+        <w:trPr>
+          <w:cantSplit/>
+        </w:trPr>
+        <w:tc>
+          <w:tcPr>
+            <w:tcW w:type="dxa" w:w="3202"/>
+            <w:tcW w:w="647" w:type="dxa"/>
+          </w:tcPr>
+          <w:p>
+            <w:pPr>
+              <w:spacing w:before="0" w:after="0"/>
+            </w:pPr>
+            <w:r>
+              <w:rPr>
+                <w:b w:val="0"/>
+                <w:sz w:val="19"/>
+              </w:rPr>
+              <w:t>25</w:t>
+            </w:r>
+          </w:p>
+        </w:tc>
+        <w:tc>
+          <w:tcPr>
+            <w:tcW w:type="dxa" w:w="3202"/>
+            <w:tcW w:w="7553" w:type="dxa"/>
+          </w:tcPr>
+          <w:p>
+            <w:pPr>
+              <w:spacing w:before="0" w:after="0"/>
+            </w:pPr>
+            <w:r>
+              <w:rPr>
+                <w:b w:val="0"/>
+                <w:sz w:val="19"/>
+              </w:rPr>
+              <w:t>Use grep and regular expressions to analyze text</w:t>
+            </w:r>
+          </w:p>
+        </w:tc>
+        <w:tc>
+          <w:tcPr>
+            <w:tcW w:type="dxa" w:w="3202"/>
+            <w:tcW w:w="1404" w:type="dxa"/>
+          </w:tcPr>
+          <w:p>
+            <w:pPr>
+              <w:spacing w:before="0" w:after="0"/>
+            </w:pPr>
+            <w:r>
+              <w:rPr>
+                <w:b w:val="0"/>
+                <w:sz w:val="19"/>
+              </w:rPr>
+              <w:t>extra</w:t>
+            </w:r>
+          </w:p>
+        </w:tc>
+      </w:tr>
+      <w:tr>
+        <w:trPr>
+          <w:cantSplit/>
+        </w:trPr>
+        <w:tc>
+          <w:tcPr>
+            <w:tcW w:type="dxa" w:w="3202"/>
+            <w:tcW w:w="647" w:type="dxa"/>
+          </w:tcPr>
+          <w:p>
+            <w:pPr>
+              <w:spacing w:before="0" w:after="0"/>
+            </w:pPr>
+            <w:r>
+              <w:rPr>
+                <w:b w:val="0"/>
+                <w:sz w:val="19"/>
+              </w:rPr>
+              <w:t>26</w:t>
+            </w:r>
+          </w:p>
+        </w:tc>
+        <w:tc>
+          <w:tcPr>
+            <w:tcW w:type="dxa" w:w="3202"/>
+            <w:tcW w:w="7553" w:type="dxa"/>
+          </w:tcPr>
+          <w:p>
+            <w:pPr>
+              <w:spacing w:before="0" w:after="0"/>
+            </w:pPr>
+            <w:r>
+              <w:rPr>
+                <w:b w:val="0"/>
+                <w:sz w:val="19"/>
+              </w:rPr>
+              <w:t>Identify and use tuned profiles</w:t>
+            </w:r>
+          </w:p>
+        </w:tc>
+        <w:tc>
+          <w:tcPr>
+            <w:tcW w:type="dxa" w:w="3202"/>
+            <w:tcW w:w="1404" w:type="dxa"/>
+          </w:tcPr>
+          <w:p>
+            <w:pPr>
+              <w:spacing w:before="0" w:after="0"/>
+            </w:pPr>
+            <w:r>
+              <w:rPr>
+                <w:b w:val="0"/>
+                <w:sz w:val="19"/>
+              </w:rPr>
+              <w:t>extra</w:t>
+            </w:r>
+          </w:p>
+        </w:tc>
+      </w:tr>
     </w:tbl>
     <w:p>
       <w:pPr>
@@ -2666,7 +3068,7 @@
           <w:b w:val="0"/>
           <w:sz w:val="21"/>
         </w:rPr>
-        <w:t xml:space="preserve">The task grades only BaseOS. You also need AppStream for </w:t>
+        <w:t xml:space="preserve">Both repositories are graded: AppStream holds </w:t>
       </w:r>
       <w:r>
         <w:rPr>
@@ -2698,7 +3100,7 @@
           <w:b w:val="0"/>
           <w:sz w:val="21"/>
         </w:rPr>
-        <w:t xml:space="preserve"> (task 11), so add it here.</w:t>
+        <w:t xml:space="preserve"> (task 11).</w:t>
       </w:r>
     </w:p>
     <w:p>
@@ -4107,7 +4509,7 @@
                 <w:rFonts w:ascii="Courier New" w:hAnsi="Courier New" w:eastAsia="Courier New"/>
                 <w:sz w:val="17"/>
               </w:rPr>
-              <w:t>echo '%tin ALL=(root) /usr/bin/cat /var/log/messages' &gt; /etc/sudoers.d/tin</w:t>
+              <w:t>echo '%tin ALL=(root) /usr/bin/tail /var/log/secure' &gt; /etc/sudoers.d/tin</w:t>
             </w:r>
           </w:p>
           <w:p>
@@ -4186,7 +4588,7 @@
           <w:color w:val="C2560B"/>
           <w:sz w:val="19"/>
         </w:rPr>
-        <w:t>cat</w:t>
+        <w:t>tail</w:t>
       </w:r>
       <w:r>
         <w:rPr>
@@ -4552,7 +4954,7 @@
                 <w:rFonts w:ascii="Courier New" w:hAnsi="Courier New" w:eastAsia="Courier New"/>
                 <w:sz w:val="17"/>
               </w:rPr>
-              <w:t>cat &gt; /root/load-report.sh &lt;&lt;'EOF'</w:t>
+              <w:t>cat &gt; /root/mem-report.sh &lt;&lt;'EOF'</w:t>
             </w:r>
           </w:p>
           <w:p>
@@ -4576,7 +4978,7 @@
                 <w:rFonts w:ascii="Courier New" w:hAnsi="Courier New" w:eastAsia="Courier New"/>
                 <w:sz w:val="17"/>
               </w:rPr>
-              <w:t>uptime &gt; /root/load.log</w:t>
+              <w:t>free -h &gt; /root/memory.log</w:t>
             </w:r>
           </w:p>
           <w:p>
@@ -4600,7 +5002,7 @@
                 <w:rFonts w:ascii="Courier New" w:hAnsi="Courier New" w:eastAsia="Courier New"/>
                 <w:sz w:val="17"/>
               </w:rPr>
-              <w:t>chmod +x /root/load-report.sh</w:t>
+              <w:t>chmod +x /root/mem-report.sh</w:t>
             </w:r>
           </w:p>
           <w:p>
@@ -4612,7 +5014,7 @@
                 <w:rFonts w:ascii="Courier New" w:hAnsi="Courier New" w:eastAsia="Courier New"/>
                 <w:sz w:val="17"/>
               </w:rPr>
-              <w:t>(crontab -l 2&gt;/dev/null; echo '15 3 * * * /root/load-report.sh') | crontab -</w:t>
+              <w:t>(crontab -l 2&gt;/dev/null; echo '45 4 * * * /root/mem-report.sh') | crontab -</w:t>
             </w:r>
           </w:p>
         </w:tc>
@@ -4655,7 +5057,7 @@
           <w:color w:val="C2560B"/>
           <w:sz w:val="19"/>
         </w:rPr>
-        <w:t>/etc/cron.d/load-report</w:t>
+        <w:t>/etc/cron.d/mem-report</w:t>
       </w:r>
       <w:r>
         <w:rPr>
@@ -4671,7 +5073,7 @@
           <w:color w:val="C2560B"/>
           <w:sz w:val="19"/>
         </w:rPr>
-        <w:t>15 3 * * * root /root/load-report.sh</w:t>
+        <w:t>45 4 * * * root /root/mem-report.sh</w:t>
       </w:r>
       <w:r>
         <w:rPr>
@@ -4729,7 +5131,7 @@
           <w:color w:val="C2560B"/>
           <w:sz w:val="19"/>
         </w:rPr>
-        <w:t>/root/load-report.sh</w:t>
+        <w:t>/root/mem-report.sh</w:t>
       </w:r>
       <w:r>
         <w:rPr>
@@ -4745,7 +5147,65 @@
           <w:color w:val="C2560B"/>
           <w:sz w:val="19"/>
         </w:rPr>
-        <w:t>cat /root/load.log</w:t>
+        <w:t>cat /root/memory.log</w:t>
+      </w:r>
+      <w:r>
+        <w:rPr>
+          <w:b w:val="0"/>
+          <w:sz w:val="21"/>
+        </w:rPr>
+        <w:t>.</w:t>
+      </w:r>
+    </w:p>
+    <w:p>
+      <w:pPr>
+        <w:spacing w:before="0" w:after="60"/>
+        <w:ind w:left="360" w:hanging="259"/>
+      </w:pPr>
+      <w:r>
+        <w:rPr>
+          <w:sz w:val="21"/>
+        </w:rPr>
+        <w:t xml:space="preserve">•  </w:t>
+      </w:r>
+      <w:r>
+        <w:rPr>
+          <w:b/>
+          <w:sz w:val="21"/>
+        </w:rPr>
+        <w:t>Trap:</w:t>
+      </w:r>
+      <w:r>
+        <w:rPr>
+          <w:b w:val="0"/>
+          <w:sz w:val="21"/>
+        </w:rPr>
+        <w:t xml:space="preserve"> </w:t>
+      </w:r>
+      <w:r>
+        <w:rPr>
+          <w:rFonts w:ascii="Courier New" w:hAnsi="Courier New" w:eastAsia="Courier New"/>
+          <w:b w:val="0"/>
+          <w:color w:val="C2560B"/>
+          <w:sz w:val="19"/>
+        </w:rPr>
+        <w:t>&gt;&gt;</w:t>
+      </w:r>
+      <w:r>
+        <w:rPr>
+          <w:b w:val="0"/>
+          <w:sz w:val="21"/>
+        </w:rPr>
+        <w:t xml:space="preserve"> appends; the task says to replace the contents, so use </w:t>
+      </w:r>
+      <w:r>
+        <w:rPr>
+          <w:rFonts w:ascii="Courier New" w:hAnsi="Courier New" w:eastAsia="Courier New"/>
+          <w:b w:val="0"/>
+          <w:color w:val="C2560B"/>
+          <w:sz w:val="19"/>
+        </w:rPr>
+        <w:t>&gt;</w:t>
       </w:r>
       <w:r>
         <w:rPr>
@@ -4876,7 +5336,7 @@
                 <w:rFonts w:ascii="Courier New" w:hAnsi="Courier New" w:eastAsia="Courier New"/>
                 <w:sz w:val="17"/>
               </w:rPr>
-              <w:t>useradd james &amp;&amp; echo redhat | passwd --stdin james          # your own name</w:t>
+              <w:t>useradd chef &amp;&amp; echo redhat | passwd --stdin chef</w:t>
             </w:r>
           </w:p>
           <w:p>
@@ -4900,7 +5360,7 @@
                 <w:rFonts w:ascii="Courier New" w:hAnsi="Courier New" w:eastAsia="Courier New"/>
                 <w:sz w:val="17"/>
               </w:rPr>
-              <w:t>chown -R james: /srv/site        # lets :Z relabel it; alternative below</w:t>
+              <w:t>chown -R chef: /srv/site         # lets :Z relabel it; alternative below</w:t>
             </w:r>
           </w:p>
           <w:p>
@@ -4912,7 +5372,7 @@
                 <w:rFonts w:ascii="Courier New" w:hAnsi="Courier New" w:eastAsia="Courier New"/>
                 <w:sz w:val="17"/>
               </w:rPr>
-              <w:t>loginctl enable-linger james</w:t>
+              <w:t>loginctl enable-linger chef</w:t>
             </w:r>
           </w:p>
           <w:p>
@@ -4945,7 +5405,7 @@
           <w:b w:val="0"/>
           <w:sz w:val="21"/>
         </w:rPr>
-        <w:t xml:space="preserve">As the user: before task 19, </w:t>
+        <w:t xml:space="preserve">As chef: before task 19, </w:t>
       </w:r>
       <w:r>
         <w:rPr>
@@ -4954,7 +5414,7 @@
           <w:color w:val="C2560B"/>
           <w:sz w:val="19"/>
         </w:rPr>
-        <w:t>ssh james@localhost</w:t>
+        <w:t>ssh chef@localhost</w:t>
       </w:r>
       <w:r>
         <w:rPr>
@@ -4970,7 +5430,7 @@
           <w:color w:val="C2560B"/>
           <w:sz w:val="19"/>
         </w:rPr>
-        <w:t>su - james</w:t>
+        <w:t>su - chef</w:t>
       </w:r>
       <w:r>
         <w:rPr>
@@ -5621,7 +6081,7 @@
           <w:color w:val="C2560B"/>
           <w:sz w:val="19"/>
         </w:rPr>
-        <w:t>su james</w:t>
+        <w:t>su chef</w:t>
       </w:r>
       <w:r>
         <w:rPr>
@@ -5862,7 +6322,7 @@
           <w:color w:val="000000"/>
           <w:sz w:val="27"/>
         </w:rPr>
-        <w:t>13 — Swap on the attached volume</w:t>
+        <w:t>13 — Swap partition on /dev/sdd</w:t>
       </w:r>
     </w:p>
     <w:tbl>
@@ -5902,7 +6362,7 @@
                 <w:rFonts w:ascii="Courier New" w:hAnsi="Courier New" w:eastAsia="Courier New"/>
                 <w:sz w:val="17"/>
               </w:rPr>
-              <w:t>parted -s /dev/sdd mklabel gpt mkpart swap linux-swap 1MiB 100%</w:t>
+              <w:t>parted -s /dev/sdd mklabel gpt mkpart swap linux-swap 1MiB 1025MiB</w:t>
             </w:r>
           </w:p>
           <w:p>
@@ -5981,14 +6441,120 @@
           <w:color w:val="C2560B"/>
           <w:sz w:val="19"/>
         </w:rPr>
-        <w:t>mkswap /dev/sdd</w:t>
-      </w:r>
-      <w:r>
-        <w:rPr>
-          <w:b w:val="0"/>
-          <w:sz w:val="21"/>
-        </w:rPr>
-        <w:t xml:space="preserve"> on the bare disk, with the fstab entry for that.</w:t>
+        <w:t>fdisk /dev/sdd</w:t>
+      </w:r>
+      <w:r>
+        <w:rPr>
+          <w:b w:val="0"/>
+          <w:sz w:val="21"/>
+        </w:rPr>
+        <w:t xml:space="preserve">, </w:t>
+      </w:r>
+      <w:r>
+        <w:rPr>
+          <w:rFonts w:ascii="Courier New" w:hAnsi="Courier New" w:eastAsia="Courier New"/>
+          <w:b w:val="0"/>
+          <w:color w:val="C2560B"/>
+          <w:sz w:val="19"/>
+        </w:rPr>
+        <w:t>n</w:t>
+      </w:r>
+      <w:r>
+        <w:rPr>
+          <w:b w:val="0"/>
+          <w:sz w:val="21"/>
+        </w:rPr>
+        <w:t xml:space="preserve"> with </w:t>
+      </w:r>
+      <w:r>
+        <w:rPr>
+          <w:rFonts w:ascii="Courier New" w:hAnsi="Courier New" w:eastAsia="Courier New"/>
+          <w:b w:val="0"/>
+          <w:color w:val="C2560B"/>
+          <w:sz w:val="19"/>
+        </w:rPr>
+        <w:t>+1G</w:t>
+      </w:r>
+      <w:r>
+        <w:rPr>
+          <w:b w:val="0"/>
+          <w:sz w:val="21"/>
+        </w:rPr>
+        <w:t xml:space="preserve">, then type </w:t>
+      </w:r>
+      <w:r>
+        <w:rPr>
+          <w:rFonts w:ascii="Courier New" w:hAnsi="Courier New" w:eastAsia="Courier New"/>
+          <w:b w:val="0"/>
+          <w:color w:val="C2560B"/>
+          <w:sz w:val="19"/>
+        </w:rPr>
+        <w:t>19</w:t>
+      </w:r>
+      <w:r>
+        <w:rPr>
+          <w:b w:val="0"/>
+          <w:sz w:val="21"/>
+        </w:rPr>
+        <w:t xml:space="preserve"> (Linux swap) with </w:t>
+      </w:r>
+      <w:r>
+        <w:rPr>
+          <w:rFonts w:ascii="Courier New" w:hAnsi="Courier New" w:eastAsia="Courier New"/>
+          <w:b w:val="0"/>
+          <w:color w:val="C2560B"/>
+          <w:sz w:val="19"/>
+        </w:rPr>
+        <w:t>t</w:t>
+      </w:r>
+      <w:r>
+        <w:rPr>
+          <w:b w:val="0"/>
+          <w:sz w:val="21"/>
+        </w:rPr>
+        <w:t>.</w:t>
+      </w:r>
+    </w:p>
+    <w:p>
+      <w:pPr>
+        <w:spacing w:before="0" w:after="60"/>
+        <w:ind w:left="360" w:hanging="259"/>
+      </w:pPr>
+      <w:r>
+        <w:rPr>
+          <w:sz w:val="21"/>
+        </w:rPr>
+        <w:t xml:space="preserve">•  </w:t>
+      </w:r>
+      <w:r>
+        <w:rPr>
+          <w:b/>
+          <w:sz w:val="21"/>
+        </w:rPr>
+        <w:t>Fails:</w:t>
+      </w:r>
+      <w:r>
+        <w:rPr>
+          <w:b w:val="0"/>
+          <w:sz w:val="21"/>
+        </w:rPr>
+        <w:t xml:space="preserve"> </w:t>
+      </w:r>
+      <w:r>
+        <w:rPr>
+          <w:rFonts w:ascii="Courier New" w:hAnsi="Courier New" w:eastAsia="Courier New"/>
+          <w:b w:val="0"/>
+          <w:color w:val="C2560B"/>
+          <w:sz w:val="19"/>
+        </w:rPr>
+        <w:t>mkswap</w:t>
+      </w:r>
+      <w:r>
+        <w:rPr>
+          <w:b w:val="0"/>
+          <w:sz w:val="21"/>
+        </w:rPr>
+        <w:t xml:space="preserve"> on the bare disk: the task asks for a 1 GiB partition.</w:t>
       </w:r>
     </w:p>
     <w:p>
@@ -6970,7 +7536,7 @@
                 <w:rFonts w:ascii="Courier New" w:hAnsi="Courier New" w:eastAsia="Courier New"/>
                 <w:sz w:val="17"/>
               </w:rPr>
-              <w:t>useradd sysop &amp;&amp; passwd sysop                 # on both nodes</w:t>
+              <w:t>useradd sysop &amp;&amp; echo redhat | passwd --stdin sysop      # on both nodes</w:t>
             </w:r>
           </w:p>
           <w:p>
@@ -7672,6 +8238,900 @@
           <w:sz w:val="21"/>
         </w:rPr>
         <w:t>The client needs no firewall change.</w:t>
+      </w:r>
+    </w:p>
+    <w:p>
+      <w:pPr>
+        <w:pStyle w:val="Heading2"/>
+        <w:spacing w:before="280" w:after="120"/>
+        <w:pBdr>
+          <w:bottom w:val="single" w:sz="6" w:space="1" w:color="E0E0E0"/>
+        </w:pBdr>
+      </w:pPr>
+      <w:r>
+        <w:rPr>
+          <w:b/>
+          <w:color w:val="000000"/>
+          <w:sz w:val="27"/>
+        </w:rPr>
+        <w:t>21, 22 — /etc/hosts on both nodes</w:t>
+      </w:r>
+    </w:p>
+    <w:p>
+      <w:pPr>
+        <w:spacing w:before="0" w:after="100"/>
+        <w:ind w:left="0"/>
+      </w:pPr>
+      <w:r>
+        <w:rPr>
+          <w:b w:val="0"/>
+          <w:sz w:val="21"/>
+        </w:rPr>
+        <w:t xml:space="preserve">On </w:t>
+      </w:r>
+      <w:r>
+        <w:rPr>
+          <w:b/>
+          <w:sz w:val="21"/>
+        </w:rPr>
+        <w:t>both</w:t>
+      </w:r>
+      <w:r>
+        <w:rPr>
+          <w:b w:val="0"/>
+          <w:sz w:val="21"/>
+        </w:rPr>
+        <w:t xml:space="preserve"> nodes, add two lines with your lab's IPs:</w:t>
+      </w:r>
+    </w:p>
+    <w:tbl>
+      <w:tblPr>
+        <w:tblW w:type="auto" w:w="0"/>
+        <w:tblLook w:firstColumn="1" w:firstRow="1" w:lastColumn="0" w:lastRow="0" w:noHBand="0" w:noVBand="1" w:val="04A0"/>
+        <w:tblBorders>
+          <w:top w:val="single" w:sz="4" w:space="0" w:color="D9D9D9"/>
+          <w:left w:val="single" w:sz="4" w:space="0" w:color="D9D9D9"/>
+          <w:bottom w:val="single" w:sz="4" w:space="0" w:color="D9D9D9"/>
+          <w:right w:val="single" w:sz="4" w:space="0" w:color="D9D9D9"/>
+          <w:insideH w:val="single" w:sz="4" w:space="0" w:color="D9D9D9"/>
+          <w:insideV w:val="single" w:sz="4" w:space="0" w:color="D9D9D9"/>
+        </w:tblBorders>
+        <w:tblW w:w="9604" w:type="dxa"/>
+        <w:tblLayout w:type="fixed"/>
+      </w:tblPr>
+      <w:tblGrid>
+        <w:gridCol w:w="9604"/>
+      </w:tblGrid>
+      <w:tr>
+        <w:trPr>
+          <w:cantSplit/>
+        </w:trPr>
+        <w:tc>
+          <w:tcPr>
+            <w:tcW w:type="dxa" w:w="9605"/>
+            <w:tcW w:w="9604" w:type="dxa"/>
+            <w:shd w:val="clear" w:color="auto" w:fill="F6F6F6"/>
+          </w:tcPr>
+          <w:p>
+            <w:pPr>
+              <w:spacing w:before="0" w:after="0" w:line="240" w:lineRule="auto"/>
+            </w:pPr>
+            <w:r>
+              <w:rPr>
+                <w:rFonts w:ascii="Courier New" w:hAnsi="Courier New" w:eastAsia="Courier New"/>
+                <w:sz w:val="17"/>
+              </w:rPr>
+              <w:t>cat &gt;&gt; /etc/hosts &lt;&lt;'EOF'</w:t>
+            </w:r>
+          </w:p>
+          <w:p>
+            <w:pPr>
+              <w:spacing w:before="0" w:after="0" w:line="240" w:lineRule="auto"/>
+            </w:pPr>
+            <w:r>
+              <w:rPr>
+                <w:rFonts w:ascii="Courier New" w:hAnsi="Courier New" w:eastAsia="Courier New"/>
+                <w:sz w:val="17"/>
+              </w:rPr>
+              <w:t>&lt;node1-IP&gt;  node1.lab.example  node1</w:t>
+            </w:r>
+          </w:p>
+          <w:p>
+            <w:pPr>
+              <w:spacing w:before="0" w:after="0" w:line="240" w:lineRule="auto"/>
+            </w:pPr>
+            <w:r>
+              <w:rPr>
+                <w:rFonts w:ascii="Courier New" w:hAnsi="Courier New" w:eastAsia="Courier New"/>
+                <w:sz w:val="17"/>
+              </w:rPr>
+              <w:t>&lt;node2-IP&gt;  node2.lab.example  node2</w:t>
+            </w:r>
+          </w:p>
+          <w:p>
+            <w:pPr>
+              <w:spacing w:before="0" w:after="0" w:line="240" w:lineRule="auto"/>
+            </w:pPr>
+            <w:r>
+              <w:rPr>
+                <w:rFonts w:ascii="Courier New" w:hAnsi="Courier New" w:eastAsia="Courier New"/>
+                <w:sz w:val="17"/>
+              </w:rPr>
+              <w:t>EOF</w:t>
+            </w:r>
+          </w:p>
+          <w:p>
+            <w:pPr>
+              <w:spacing w:before="0" w:after="0" w:line="240" w:lineRule="auto"/>
+            </w:pPr>
+            <w:r>
+              <w:rPr>
+                <w:rFonts w:ascii="Courier New" w:hAnsi="Courier New" w:eastAsia="Courier New"/>
+                <w:sz w:val="17"/>
+              </w:rPr>
+              <w:t>getent hosts node1 node2 node1.lab.example node2.lab.example</w:t>
+            </w:r>
+          </w:p>
+        </w:tc>
+      </w:tr>
+    </w:tbl>
+    <w:p>
+      <w:pPr>
+        <w:spacing w:after="40"/>
+      </w:pPr>
+    </w:p>
+    <w:p>
+      <w:pPr>
+        <w:spacing w:before="0" w:after="60"/>
+        <w:ind w:left="360" w:hanging="259"/>
+      </w:pPr>
+      <w:r>
+        <w:rPr>
+          <w:sz w:val="21"/>
+        </w:rPr>
+        <w:t xml:space="preserve">•  </w:t>
+      </w:r>
+      <w:r>
+        <w:rPr>
+          <w:b/>
+          <w:sz w:val="21"/>
+        </w:rPr>
+        <w:t>Verify:</w:t>
+      </w:r>
+      <w:r>
+        <w:rPr>
+          <w:b w:val="0"/>
+          <w:sz w:val="21"/>
+        </w:rPr>
+        <w:t xml:space="preserve"> from node2, </w:t>
+      </w:r>
+      <w:r>
+        <w:rPr>
+          <w:rFonts w:ascii="Courier New" w:hAnsi="Courier New" w:eastAsia="Courier New"/>
+          <w:b w:val="0"/>
+          <w:color w:val="C2560B"/>
+          <w:sz w:val="19"/>
+        </w:rPr>
+        <w:t>ping -c1 node1</w:t>
+      </w:r>
+      <w:r>
+        <w:rPr>
+          <w:b w:val="0"/>
+          <w:sz w:val="21"/>
+        </w:rPr>
+        <w:t xml:space="preserve"> and </w:t>
+      </w:r>
+      <w:r>
+        <w:rPr>
+          <w:rFonts w:ascii="Courier New" w:hAnsi="Courier New" w:eastAsia="Courier New"/>
+          <w:b w:val="0"/>
+          <w:color w:val="C2560B"/>
+          <w:sz w:val="19"/>
+        </w:rPr>
+        <w:t>ssh sysop@node1</w:t>
+      </w:r>
+      <w:r>
+        <w:rPr>
+          <w:b w:val="0"/>
+          <w:sz w:val="21"/>
+        </w:rPr>
+        <w:t xml:space="preserve"> work by name.</w:t>
+      </w:r>
+    </w:p>
+    <w:p>
+      <w:pPr>
+        <w:spacing w:before="0" w:after="60"/>
+        <w:ind w:left="360" w:hanging="259"/>
+      </w:pPr>
+      <w:r>
+        <w:rPr>
+          <w:sz w:val="21"/>
+        </w:rPr>
+        <w:t xml:space="preserve">•  </w:t>
+      </w:r>
+      <w:r>
+        <w:rPr>
+          <w:b/>
+          <w:sz w:val="21"/>
+        </w:rPr>
+        <w:t>Trap:</w:t>
+      </w:r>
+      <w:r>
+        <w:rPr>
+          <w:b w:val="0"/>
+          <w:sz w:val="21"/>
+        </w:rPr>
+        <w:t xml:space="preserve"> </w:t>
+      </w:r>
+      <w:r>
+        <w:rPr>
+          <w:rFonts w:ascii="Courier New" w:hAnsi="Courier New" w:eastAsia="Courier New"/>
+          <w:b w:val="0"/>
+          <w:color w:val="C2560B"/>
+          <w:sz w:val="19"/>
+        </w:rPr>
+        <w:t>getent hosts</w:t>
+      </w:r>
+      <w:r>
+        <w:rPr>
+          <w:b w:val="0"/>
+          <w:sz w:val="21"/>
+        </w:rPr>
+        <w:t xml:space="preserve"> is the right test. </w:t>
+      </w:r>
+      <w:r>
+        <w:rPr>
+          <w:rFonts w:ascii="Courier New" w:hAnsi="Courier New" w:eastAsia="Courier New"/>
+          <w:b w:val="0"/>
+          <w:color w:val="C2560B"/>
+          <w:sz w:val="19"/>
+        </w:rPr>
+        <w:t>nslookup</w:t>
+      </w:r>
+      <w:r>
+        <w:rPr>
+          <w:b w:val="0"/>
+          <w:sz w:val="21"/>
+        </w:rPr>
+        <w:t xml:space="preserve"> and </w:t>
+      </w:r>
+      <w:r>
+        <w:rPr>
+          <w:rFonts w:ascii="Courier New" w:hAnsi="Courier New" w:eastAsia="Courier New"/>
+          <w:b w:val="0"/>
+          <w:color w:val="C2560B"/>
+          <w:sz w:val="19"/>
+        </w:rPr>
+        <w:t>dig</w:t>
+      </w:r>
+      <w:r>
+        <w:rPr>
+          <w:b w:val="0"/>
+          <w:sz w:val="21"/>
+        </w:rPr>
+        <w:t xml:space="preserve"> ask DNS only and ignore </w:t>
+      </w:r>
+      <w:r>
+        <w:rPr>
+          <w:rFonts w:ascii="Courier New" w:hAnsi="Courier New" w:eastAsia="Courier New"/>
+          <w:b w:val="0"/>
+          <w:color w:val="C2560B"/>
+          <w:sz w:val="19"/>
+        </w:rPr>
+        <w:t>/etc/hosts</w:t>
+      </w:r>
+      <w:r>
+        <w:rPr>
+          <w:b w:val="0"/>
+          <w:sz w:val="21"/>
+        </w:rPr>
+        <w:t>.</w:t>
+      </w:r>
+    </w:p>
+    <w:p>
+      <w:pPr>
+        <w:pStyle w:val="Heading2"/>
+        <w:spacing w:before="280" w:after="120"/>
+        <w:pBdr>
+          <w:bottom w:val="single" w:sz="6" w:space="1" w:color="E0E0E0"/>
+        </w:pBdr>
+      </w:pPr>
+      <w:r>
+        <w:rPr>
+          <w:b/>
+          <w:color w:val="000000"/>
+          <w:sz w:val="27"/>
+        </w:rPr>
+        <w:t>23 — Static hostname</w:t>
+      </w:r>
+    </w:p>
+    <w:tbl>
+      <w:tblPr>
+        <w:tblW w:type="auto" w:w="0"/>
+        <w:tblLook w:firstColumn="1" w:firstRow="1" w:lastColumn="0" w:lastRow="0" w:noHBand="0" w:noVBand="1" w:val="04A0"/>
+        <w:tblBorders>
+          <w:top w:val="single" w:sz="4" w:space="0" w:color="D9D9D9"/>
+          <w:left w:val="single" w:sz="4" w:space="0" w:color="D9D9D9"/>
+          <w:bottom w:val="single" w:sz="4" w:space="0" w:color="D9D9D9"/>
+          <w:right w:val="single" w:sz="4" w:space="0" w:color="D9D9D9"/>
+          <w:insideH w:val="single" w:sz="4" w:space="0" w:color="D9D9D9"/>
+          <w:insideV w:val="single" w:sz="4" w:space="0" w:color="D9D9D9"/>
+        </w:tblBorders>
+        <w:tblW w:w="9604" w:type="dxa"/>
+        <w:tblLayout w:type="fixed"/>
+      </w:tblPr>
+      <w:tblGrid>
+        <w:gridCol w:w="9604"/>
+      </w:tblGrid>
+      <w:tr>
+        <w:trPr>
+          <w:cantSplit/>
+        </w:trPr>
+        <w:tc>
+          <w:tcPr>
+            <w:tcW w:type="dxa" w:w="9605"/>
+            <w:tcW w:w="9604" w:type="dxa"/>
+            <w:shd w:val="clear" w:color="auto" w:fill="F6F6F6"/>
+          </w:tcPr>
+          <w:p>
+            <w:pPr>
+              <w:spacing w:before="0" w:after="0" w:line="240" w:lineRule="auto"/>
+            </w:pPr>
+            <w:r>
+              <w:rPr>
+                <w:rFonts w:ascii="Courier New" w:hAnsi="Courier New" w:eastAsia="Courier New"/>
+                <w:sz w:val="17"/>
+              </w:rPr>
+              <w:t>hostnamectl set-hostname node1.lab.example</w:t>
+            </w:r>
+          </w:p>
+          <w:p>
+            <w:pPr>
+              <w:spacing w:before="0" w:after="0" w:line="240" w:lineRule="auto"/>
+            </w:pPr>
+            <w:r>
+              <w:rPr>
+                <w:rFonts w:ascii="Courier New" w:hAnsi="Courier New" w:eastAsia="Courier New"/>
+                <w:sz w:val="17"/>
+              </w:rPr>
+              <w:t>hostnamectl --static</w:t>
+            </w:r>
+          </w:p>
+        </w:tc>
+      </w:tr>
+    </w:tbl>
+    <w:p>
+      <w:pPr>
+        <w:spacing w:after="40"/>
+      </w:pPr>
+    </w:p>
+    <w:p>
+      <w:pPr>
+        <w:spacing w:before="0" w:after="60"/>
+        <w:ind w:left="360" w:hanging="259"/>
+      </w:pPr>
+      <w:r>
+        <w:rPr>
+          <w:sz w:val="21"/>
+        </w:rPr>
+        <w:t xml:space="preserve">•  </w:t>
+      </w:r>
+      <w:r>
+        <w:rPr>
+          <w:b/>
+          <w:sz w:val="21"/>
+        </w:rPr>
+        <w:t>Trap:</w:t>
+      </w:r>
+      <w:r>
+        <w:rPr>
+          <w:b w:val="0"/>
+          <w:sz w:val="21"/>
+        </w:rPr>
+        <w:t xml:space="preserve"> </w:t>
+      </w:r>
+      <w:r>
+        <w:rPr>
+          <w:rFonts w:ascii="Courier New" w:hAnsi="Courier New" w:eastAsia="Courier New"/>
+          <w:b w:val="0"/>
+          <w:color w:val="C2560B"/>
+          <w:sz w:val="19"/>
+        </w:rPr>
+        <w:t>hostname node1.lab.example</w:t>
+      </w:r>
+      <w:r>
+        <w:rPr>
+          <w:b w:val="0"/>
+          <w:sz w:val="21"/>
+        </w:rPr>
+        <w:t xml:space="preserve"> changes only the running name and is gone after the reboot.</w:t>
+      </w:r>
+    </w:p>
+    <w:p>
+      <w:pPr>
+        <w:pStyle w:val="Heading2"/>
+        <w:spacing w:before="280" w:after="120"/>
+        <w:pBdr>
+          <w:bottom w:val="single" w:sz="6" w:space="1" w:color="E0E0E0"/>
+        </w:pBdr>
+      </w:pPr>
+      <w:r>
+        <w:rPr>
+          <w:b/>
+          <w:color w:val="000000"/>
+          <w:sz w:val="27"/>
+        </w:rPr>
+        <w:t>24 — gzip tar archive of /etc</w:t>
+      </w:r>
+    </w:p>
+    <w:tbl>
+      <w:tblPr>
+        <w:tblW w:type="auto" w:w="0"/>
+        <w:tblLook w:firstColumn="1" w:firstRow="1" w:lastColumn="0" w:lastRow="0" w:noHBand="0" w:noVBand="1" w:val="04A0"/>
+        <w:tblBorders>
+          <w:top w:val="single" w:sz="4" w:space="0" w:color="D9D9D9"/>
+          <w:left w:val="single" w:sz="4" w:space="0" w:color="D9D9D9"/>
+          <w:bottom w:val="single" w:sz="4" w:space="0" w:color="D9D9D9"/>
+          <w:right w:val="single" w:sz="4" w:space="0" w:color="D9D9D9"/>
+          <w:insideH w:val="single" w:sz="4" w:space="0" w:color="D9D9D9"/>
+          <w:insideV w:val="single" w:sz="4" w:space="0" w:color="D9D9D9"/>
+        </w:tblBorders>
+        <w:tblW w:w="9604" w:type="dxa"/>
+        <w:tblLayout w:type="fixed"/>
+      </w:tblPr>
+      <w:tblGrid>
+        <w:gridCol w:w="9604"/>
+      </w:tblGrid>
+      <w:tr>
+        <w:trPr>
+          <w:cantSplit/>
+        </w:trPr>
+        <w:tc>
+          <w:tcPr>
+            <w:tcW w:type="dxa" w:w="9605"/>
+            <w:tcW w:w="9604" w:type="dxa"/>
+            <w:shd w:val="clear" w:color="auto" w:fill="F6F6F6"/>
+          </w:tcPr>
+          <w:p>
+            <w:pPr>
+              <w:spacing w:before="0" w:after="0" w:line="240" w:lineRule="auto"/>
+            </w:pPr>
+            <w:r>
+              <w:rPr>
+                <w:rFonts w:ascii="Courier New" w:hAnsi="Courier New" w:eastAsia="Courier New"/>
+                <w:sz w:val="17"/>
+              </w:rPr>
+              <w:t>tar -czf /root/etc-backup.tar.gz /etc</w:t>
+            </w:r>
+          </w:p>
+          <w:p>
+            <w:pPr>
+              <w:spacing w:before="0" w:after="0" w:line="240" w:lineRule="auto"/>
+            </w:pPr>
+            <w:r>
+              <w:rPr>
+                <w:rFonts w:ascii="Courier New" w:hAnsi="Courier New" w:eastAsia="Courier New"/>
+                <w:sz w:val="17"/>
+              </w:rPr>
+              <w:t>tar -tzf /root/etc-backup.tar.gz | head</w:t>
+            </w:r>
+          </w:p>
+        </w:tc>
+      </w:tr>
+    </w:tbl>
+    <w:p>
+      <w:pPr>
+        <w:spacing w:after="40"/>
+      </w:pPr>
+    </w:p>
+    <w:p>
+      <w:pPr>
+        <w:spacing w:before="0" w:after="60"/>
+        <w:ind w:left="360" w:hanging="259"/>
+      </w:pPr>
+      <w:r>
+        <w:rPr>
+          <w:sz w:val="21"/>
+        </w:rPr>
+        <w:t xml:space="preserve">•  </w:t>
+      </w:r>
+      <w:r>
+        <w:rPr>
+          <w:b/>
+          <w:sz w:val="21"/>
+        </w:rPr>
+        <w:t>Also correct:</w:t>
+      </w:r>
+      <w:r>
+        <w:rPr>
+          <w:b w:val="0"/>
+          <w:sz w:val="21"/>
+        </w:rPr>
+        <w:t xml:space="preserve"> </w:t>
+      </w:r>
+      <w:r>
+        <w:rPr>
+          <w:rFonts w:ascii="Courier New" w:hAnsi="Courier New" w:eastAsia="Courier New"/>
+          <w:b w:val="0"/>
+          <w:color w:val="C2560B"/>
+          <w:sz w:val="19"/>
+        </w:rPr>
+        <w:t>tar --gzip -cf …</w:t>
+      </w:r>
+      <w:r>
+        <w:rPr>
+          <w:b w:val="0"/>
+          <w:sz w:val="21"/>
+        </w:rPr>
+        <w:t xml:space="preserve">. The </w:t>
+      </w:r>
+      <w:r>
+        <w:rPr>
+          <w:rFonts w:ascii="Courier New" w:hAnsi="Courier New" w:eastAsia="Courier New"/>
+          <w:b w:val="0"/>
+          <w:color w:val="C2560B"/>
+          <w:sz w:val="19"/>
+        </w:rPr>
+        <w:t>Removing leading '/'</w:t>
+      </w:r>
+      <w:r>
+        <w:rPr>
+          <w:b w:val="0"/>
+          <w:sz w:val="21"/>
+        </w:rPr>
+        <w:t xml:space="preserve"> message is normal.</w:t>
+      </w:r>
+    </w:p>
+    <w:p>
+      <w:pPr>
+        <w:spacing w:before="0" w:after="60"/>
+        <w:ind w:left="360" w:hanging="259"/>
+      </w:pPr>
+      <w:r>
+        <w:rPr>
+          <w:sz w:val="21"/>
+        </w:rPr>
+        <w:t xml:space="preserve">•  </w:t>
+      </w:r>
+      <w:r>
+        <w:rPr>
+          <w:b/>
+          <w:sz w:val="21"/>
+        </w:rPr>
+        <w:t>Trap:</w:t>
+      </w:r>
+      <w:r>
+        <w:rPr>
+          <w:b w:val="0"/>
+          <w:sz w:val="21"/>
+        </w:rPr>
+        <w:t xml:space="preserve"> </w:t>
+      </w:r>
+      <w:r>
+        <w:rPr>
+          <w:rFonts w:ascii="Courier New" w:hAnsi="Courier New" w:eastAsia="Courier New"/>
+          <w:b w:val="0"/>
+          <w:color w:val="C2560B"/>
+          <w:sz w:val="19"/>
+        </w:rPr>
+        <w:t>-j</w:t>
+      </w:r>
+      <w:r>
+        <w:rPr>
+          <w:b w:val="0"/>
+          <w:sz w:val="21"/>
+        </w:rPr>
+        <w:t xml:space="preserve"> makes bzip2 and </w:t>
+      </w:r>
+      <w:r>
+        <w:rPr>
+          <w:rFonts w:ascii="Courier New" w:hAnsi="Courier New" w:eastAsia="Courier New"/>
+          <w:b w:val="0"/>
+          <w:color w:val="C2560B"/>
+          <w:sz w:val="19"/>
+        </w:rPr>
+        <w:t>-J</w:t>
+      </w:r>
+      <w:r>
+        <w:rPr>
+          <w:b w:val="0"/>
+          <w:sz w:val="21"/>
+        </w:rPr>
+        <w:t xml:space="preserve"> makes xz: the file name says gzip, so use </w:t>
+      </w:r>
+      <w:r>
+        <w:rPr>
+          <w:rFonts w:ascii="Courier New" w:hAnsi="Courier New" w:eastAsia="Courier New"/>
+          <w:b w:val="0"/>
+          <w:color w:val="C2560B"/>
+          <w:sz w:val="19"/>
+        </w:rPr>
+        <w:t>-z</w:t>
+      </w:r>
+      <w:r>
+        <w:rPr>
+          <w:b w:val="0"/>
+          <w:sz w:val="21"/>
+        </w:rPr>
+        <w:t>.</w:t>
+      </w:r>
+    </w:p>
+    <w:p>
+      <w:pPr>
+        <w:pStyle w:val="Heading2"/>
+        <w:spacing w:before="280" w:after="120"/>
+        <w:pBdr>
+          <w:bottom w:val="single" w:sz="6" w:space="1" w:color="E0E0E0"/>
+        </w:pBdr>
+      </w:pPr>
+      <w:r>
+        <w:rPr>
+          <w:b/>
+          <w:color w:val="000000"/>
+          <w:sz w:val="27"/>
+        </w:rPr>
+        <w:t>25 — grep lines into a file</w:t>
+      </w:r>
+    </w:p>
+    <w:tbl>
+      <w:tblPr>
+        <w:tblW w:type="auto" w:w="0"/>
+        <w:tblLook w:firstColumn="1" w:firstRow="1" w:lastColumn="0" w:lastRow="0" w:noHBand="0" w:noVBand="1" w:val="04A0"/>
+        <w:tblBorders>
+          <w:top w:val="single" w:sz="4" w:space="0" w:color="D9D9D9"/>
+          <w:left w:val="single" w:sz="4" w:space="0" w:color="D9D9D9"/>
+          <w:bottom w:val="single" w:sz="4" w:space="0" w:color="D9D9D9"/>
+          <w:right w:val="single" w:sz="4" w:space="0" w:color="D9D9D9"/>
+          <w:insideH w:val="single" w:sz="4" w:space="0" w:color="D9D9D9"/>
+          <w:insideV w:val="single" w:sz="4" w:space="0" w:color="D9D9D9"/>
+        </w:tblBorders>
+        <w:tblW w:w="9604" w:type="dxa"/>
+        <w:tblLayout w:type="fixed"/>
+      </w:tblPr>
+      <w:tblGrid>
+        <w:gridCol w:w="9604"/>
+      </w:tblGrid>
+      <w:tr>
+        <w:trPr>
+          <w:cantSplit/>
+        </w:trPr>
+        <w:tc>
+          <w:tcPr>
+            <w:tcW w:type="dxa" w:w="9605"/>
+            <w:tcW w:w="9604" w:type="dxa"/>
+            <w:shd w:val="clear" w:color="auto" w:fill="F6F6F6"/>
+          </w:tcPr>
+          <w:p>
+            <w:pPr>
+              <w:spacing w:before="0" w:after="0" w:line="240" w:lineRule="auto"/>
+            </w:pPr>
+            <w:r>
+              <w:rPr>
+                <w:rFonts w:ascii="Courier New" w:hAnsi="Courier New" w:eastAsia="Courier New"/>
+                <w:sz w:val="17"/>
+              </w:rPr>
+              <w:t>grep ssh /etc/services &gt; /root/ssh-lines.txt</w:t>
+            </w:r>
+          </w:p>
+          <w:p>
+            <w:pPr>
+              <w:spacing w:before="0" w:after="0" w:line="240" w:lineRule="auto"/>
+            </w:pPr>
+            <w:r>
+              <w:rPr>
+                <w:rFonts w:ascii="Courier New" w:hAnsi="Courier New" w:eastAsia="Courier New"/>
+                <w:sz w:val="17"/>
+              </w:rPr>
+              <w:t>wc -l /root/ssh-lines.txt</w:t>
+            </w:r>
+          </w:p>
+        </w:tc>
+      </w:tr>
+    </w:tbl>
+    <w:p>
+      <w:pPr>
+        <w:spacing w:after="40"/>
+      </w:pPr>
+    </w:p>
+    <w:p>
+      <w:pPr>
+        <w:spacing w:before="0" w:after="60"/>
+        <w:ind w:left="360" w:hanging="259"/>
+      </w:pPr>
+      <w:r>
+        <w:rPr>
+          <w:sz w:val="21"/>
+        </w:rPr>
+        <w:t xml:space="preserve">•  </w:t>
+      </w:r>
+      <w:r>
+        <w:rPr>
+          <w:b/>
+          <w:sz w:val="21"/>
+        </w:rPr>
+        <w:t>Trap:</w:t>
+      </w:r>
+      <w:r>
+        <w:rPr>
+          <w:b w:val="0"/>
+          <w:sz w:val="21"/>
+        </w:rPr>
+        <w:t xml:space="preserve"> </w:t>
+      </w:r>
+      <w:r>
+        <w:rPr>
+          <w:rFonts w:ascii="Courier New" w:hAnsi="Courier New" w:eastAsia="Courier New"/>
+          <w:b w:val="0"/>
+          <w:color w:val="C2560B"/>
+          <w:sz w:val="19"/>
+        </w:rPr>
+        <w:t>grep -w ssh</w:t>
+      </w:r>
+      <w:r>
+        <w:rPr>
+          <w:b w:val="0"/>
+          <w:sz w:val="21"/>
+        </w:rPr>
+        <w:t xml:space="preserve"> misses lines like </w:t>
+      </w:r>
+      <w:r>
+        <w:rPr>
+          <w:rFonts w:ascii="Courier New" w:hAnsi="Courier New" w:eastAsia="Courier New"/>
+          <w:b w:val="0"/>
+          <w:color w:val="C2560B"/>
+          <w:sz w:val="19"/>
+        </w:rPr>
+        <w:t>ssh-mgmt</w:t>
+      </w:r>
+      <w:r>
+        <w:rPr>
+          <w:b w:val="0"/>
+          <w:sz w:val="21"/>
+        </w:rPr>
+        <w:t xml:space="preserve">, and </w:t>
+      </w:r>
+      <w:r>
+        <w:rPr>
+          <w:rFonts w:ascii="Courier New" w:hAnsi="Courier New" w:eastAsia="Courier New"/>
+          <w:b w:val="0"/>
+          <w:color w:val="C2560B"/>
+          <w:sz w:val="19"/>
+        </w:rPr>
+        <w:t>&gt;&gt;</w:t>
+      </w:r>
+      <w:r>
+        <w:rPr>
+          <w:b w:val="0"/>
+          <w:sz w:val="21"/>
+        </w:rPr>
+        <w:t xml:space="preserve"> keeps any older content. Both fail "every line, nothing else".</w:t>
+      </w:r>
+    </w:p>
+    <w:p>
+      <w:pPr>
+        <w:pStyle w:val="Heading2"/>
+        <w:spacing w:before="280" w:after="120"/>
+        <w:pBdr>
+          <w:bottom w:val="single" w:sz="6" w:space="1" w:color="E0E0E0"/>
+        </w:pBdr>
+      </w:pPr>
+      <w:r>
+        <w:rPr>
+          <w:b/>
+          <w:color w:val="000000"/>
+          <w:sz w:val="27"/>
+        </w:rPr>
+        <w:t>26 — tuned profile</w:t>
+      </w:r>
+    </w:p>
+    <w:tbl>
+      <w:tblPr>
+        <w:tblW w:type="auto" w:w="0"/>
+        <w:tblLook w:firstColumn="1" w:firstRow="1" w:lastColumn="0" w:lastRow="0" w:noHBand="0" w:noVBand="1" w:val="04A0"/>
+        <w:tblBorders>
+          <w:top w:val="single" w:sz="4" w:space="0" w:color="D9D9D9"/>
+          <w:left w:val="single" w:sz="4" w:space="0" w:color="D9D9D9"/>
+          <w:bottom w:val="single" w:sz="4" w:space="0" w:color="D9D9D9"/>
+          <w:right w:val="single" w:sz="4" w:space="0" w:color="D9D9D9"/>
+          <w:insideH w:val="single" w:sz="4" w:space="0" w:color="D9D9D9"/>
+          <w:insideV w:val="single" w:sz="4" w:space="0" w:color="D9D9D9"/>
+        </w:tblBorders>
+        <w:tblW w:w="9604" w:type="dxa"/>
+        <w:tblLayout w:type="fixed"/>
+      </w:tblPr>
+      <w:tblGrid>
+        <w:gridCol w:w="9604"/>
+      </w:tblGrid>
+      <w:tr>
+        <w:trPr>
+          <w:cantSplit/>
+        </w:trPr>
+        <w:tc>
+          <w:tcPr>
+            <w:tcW w:type="dxa" w:w="9605"/>
+            <w:tcW w:w="9604" w:type="dxa"/>
+            <w:shd w:val="clear" w:color="auto" w:fill="F6F6F6"/>
+          </w:tcPr>
+          <w:p>
+            <w:pPr>
+              <w:spacing w:before="0" w:after="0" w:line="240" w:lineRule="auto"/>
+            </w:pPr>
+            <w:r>
+              <w:rPr>
+                <w:rFonts w:ascii="Courier New" w:hAnsi="Courier New" w:eastAsia="Courier New"/>
+                <w:sz w:val="17"/>
+              </w:rPr>
+              <w:t>dnf install -y tuned            # usually already installed</w:t>
+            </w:r>
+          </w:p>
+          <w:p>
+            <w:pPr>
+              <w:spacing w:before="0" w:after="0" w:line="240" w:lineRule="auto"/>
+            </w:pPr>
+            <w:r>
+              <w:rPr>
+                <w:rFonts w:ascii="Courier New" w:hAnsi="Courier New" w:eastAsia="Courier New"/>
+                <w:sz w:val="17"/>
+              </w:rPr>
+              <w:t>systemctl enable --now tuned</w:t>
+            </w:r>
+          </w:p>
+          <w:p>
+            <w:pPr>
+              <w:spacing w:before="0" w:after="0" w:line="240" w:lineRule="auto"/>
+            </w:pPr>
+            <w:r>
+              <w:rPr>
+                <w:rFonts w:ascii="Courier New" w:hAnsi="Courier New" w:eastAsia="Courier New"/>
+                <w:sz w:val="17"/>
+              </w:rPr>
+              <w:t>tuned-adm profile throughput-performance</w:t>
+            </w:r>
+          </w:p>
+          <w:p>
+            <w:pPr>
+              <w:spacing w:before="0" w:after="0" w:line="240" w:lineRule="auto"/>
+            </w:pPr>
+            <w:r>
+              <w:rPr>
+                <w:rFonts w:ascii="Courier New" w:hAnsi="Courier New" w:eastAsia="Courier New"/>
+                <w:sz w:val="17"/>
+              </w:rPr>
+              <w:t>tuned-adm active</w:t>
+            </w:r>
+          </w:p>
+        </w:tc>
+      </w:tr>
+    </w:tbl>
+    <w:p>
+      <w:pPr>
+        <w:spacing w:after="40"/>
+      </w:pPr>
+    </w:p>
+    <w:p>
+      <w:pPr>
+        <w:spacing w:before="0" w:after="60"/>
+        <w:ind w:left="360" w:hanging="259"/>
+      </w:pPr>
+      <w:r>
+        <w:rPr>
+          <w:sz w:val="21"/>
+        </w:rPr>
+        <w:t xml:space="preserve">•  </w:t>
+      </w:r>
+      <w:r>
+        <w:rPr>
+          <w:b/>
+          <w:sz w:val="21"/>
+        </w:rPr>
+        <w:t>Trap:</w:t>
+      </w:r>
+      <w:r>
+        <w:rPr>
+          <w:b w:val="0"/>
+          <w:sz w:val="21"/>
+        </w:rPr>
+        <w:t xml:space="preserve"> tuned remembers the profile across reboots only while the tuned service is enabled.</w:t>
       </w:r>
     </w:p>
     <w:sectPr>
